--- a/docs/BYYEAR/Расстреляны_1936.docx
+++ b/docs/BYYEAR/Расстреляны_1936.docx
@@ -1,6 +1,6 @@
 
 <file path=word/document.xml><?xml version="1.0" encoding="utf-8"?>
-<w:document xmlns:wpc="http://schemas.microsoft.com/office/word/2010/wordprocessingCanvas" xmlns:cx="http://schemas.microsoft.com/office/drawing/2014/chartex" xmlns:cx1="http://schemas.microsoft.com/office/drawing/2015/9/8/chartex" xmlns:cx2="http://schemas.microsoft.com/office/drawing/2015/10/21/chartex" xmlns:cx3="http://schemas.microsoft.com/office/drawing/2016/5/9/chartex" xmlns:cx4="http://schemas.microsoft.com/office/drawing/2016/5/10/chartex" xmlns:cx5="http://schemas.microsoft.com/office/drawing/2016/5/11/chartex" xmlns:cx6="http://schemas.microsoft.com/office/drawing/2016/5/12/chartex" xmlns:cx7="http://schemas.microsoft.com/office/drawing/2016/5/13/chartex" xmlns:cx8="http://schemas.microsoft.com/office/drawing/2016/5/14/chartex" xmlns:mc="http://schemas.openxmlformats.org/markup-compatibility/2006" xmlns:aink="http://schemas.microsoft.com/office/drawing/2016/ink" xmlns:am3d="http://schemas.microsoft.com/office/drawing/2017/model3d" xmlns:o="urn:schemas-microsoft-com:office:office" xmlns:oel="http://schemas.microsoft.com/office/2019/extlst" xmlns:r="http://schemas.openxmlformats.org/officeDocument/2006/relationships" xmlns:m="http://schemas.openxmlformats.org/officeDocument/2006/math" xmlns:v="urn:schemas-microsoft-com:vml" xmlns:wp14="http://schemas.microsoft.com/office/word/2010/wordprocessingDrawing" xmlns:wp="http://schemas.openxmlformats.org/drawingml/2006/wordprocessingDrawing" xmlns:w10="urn:schemas-microsoft-com:office:word" xmlns:w="http://schemas.openxmlformats.org/wordprocessingml/2006/main" xmlns:w14="http://schemas.microsoft.com/office/word/2010/wordml" xmlns:w15="http://schemas.microsoft.com/office/word/2012/wordml" xmlns:w16cex="http://schemas.microsoft.com/office/word/2018/wordml/cex" xmlns:w16cid="http://schemas.microsoft.com/office/word/2016/wordml/cid" xmlns:w16="http://schemas.microsoft.com/office/word/2018/wordml" xmlns:w16du="http://schemas.microsoft.com/office/word/2023/wordml/word16du" xmlns:w16sdtdh="http://schemas.microsoft.com/office/word/2020/wordml/sdtdatahash" xmlns:w16se="http://schemas.microsoft.com/office/word/2015/wordml/symex" xmlns:wpg="http://schemas.microsoft.com/office/word/2010/wordprocessingGroup" xmlns:wpi="http://schemas.microsoft.com/office/word/2010/wordprocessingInk" xmlns:wne="http://schemas.microsoft.com/office/word/2006/wordml" xmlns:wps="http://schemas.microsoft.com/office/word/2010/wordprocessingShape" mc:Ignorable="w14 w15 w16se w16cid w16 w16cex w16sdtdh w16du wp14">
+<w:document xmlns:wpc="http://schemas.microsoft.com/office/word/2010/wordprocessingCanvas" xmlns:cx="http://schemas.microsoft.com/office/drawing/2014/chartex" xmlns:cx1="http://schemas.microsoft.com/office/drawing/2015/9/8/chartex" xmlns:cx2="http://schemas.microsoft.com/office/drawing/2015/10/21/chartex" xmlns:cx3="http://schemas.microsoft.com/office/drawing/2016/5/9/chartex" xmlns:cx4="http://schemas.microsoft.com/office/drawing/2016/5/10/chartex" xmlns:cx5="http://schemas.microsoft.com/office/drawing/2016/5/11/chartex" xmlns:cx6="http://schemas.microsoft.com/office/drawing/2016/5/12/chartex" xmlns:cx7="http://schemas.microsoft.com/office/drawing/2016/5/13/chartex" xmlns:cx8="http://schemas.microsoft.com/office/drawing/2016/5/14/chartex" xmlns:mc="http://schemas.openxmlformats.org/markup-compatibility/2006" xmlns:aink="http://schemas.microsoft.com/office/drawing/2016/ink" xmlns:am3d="http://schemas.microsoft.com/office/drawing/2017/model3d" xmlns:o="urn:schemas-microsoft-com:office:office" xmlns:oel="http://schemas.microsoft.com/office/2019/extlst" xmlns:r="http://schemas.openxmlformats.org/officeDocument/2006/relationships" xmlns:m="http://schemas.openxmlformats.org/officeDocument/2006/math" xmlns:v="urn:schemas-microsoft-com:vml" xmlns:wp14="http://schemas.microsoft.com/office/word/2010/wordprocessingDrawing" xmlns:wp="http://schemas.openxmlformats.org/drawingml/2006/wordprocessingDrawing" xmlns:w10="urn:schemas-microsoft-com:office:word" xmlns:w="http://schemas.openxmlformats.org/wordprocessingml/2006/main" xmlns:w14="http://schemas.microsoft.com/office/word/2010/wordml" xmlns:w15="http://schemas.microsoft.com/office/word/2012/wordml" xmlns:w16cex="http://schemas.microsoft.com/office/word/2018/wordml/cex" xmlns:w16cid="http://schemas.microsoft.com/office/word/2016/wordml/cid" xmlns:w16="http://schemas.microsoft.com/office/word/2018/wordml" xmlns:w16du="http://schemas.microsoft.com/office/word/2023/wordml/word16du" xmlns:w16sdtdh="http://schemas.microsoft.com/office/word/2020/wordml/sdtdatahash" xmlns:w16sdtfl="http://schemas.microsoft.com/office/word/2024/wordml/sdtformatlock" xmlns:w16se="http://schemas.microsoft.com/office/word/2015/wordml/symex" xmlns:wpg="http://schemas.microsoft.com/office/word/2010/wordprocessingGroup" xmlns:wpi="http://schemas.microsoft.com/office/word/2010/wordprocessingInk" xmlns:wne="http://schemas.microsoft.com/office/word/2006/wordml" xmlns:wps="http://schemas.microsoft.com/office/word/2010/wordprocessingShape" mc:Ignorable="w14 w15 w16se w16cid w16 w16cex w16sdtdh w16sdtfl w16du wp14">
   <w:body>
     <w:p>
       <w:pPr>
@@ -206,34 +206,16 @@
                 <w:szCs w:val="16"/>
                 <w:lang w:val="ru-RU"/>
               </w:rPr>
-              <w:t xml:space="preserve">в </w:t>
-            </w:r>
-            <w:r>
-              <w:rPr>
-                <w:rFonts w:ascii="Arial" w:hAnsi="Arial" w:cs="Arial"/>
-                <w:sz w:val="16"/>
-                <w:szCs w:val="16"/>
-                <w:lang w:val="ru-RU"/>
-              </w:rPr>
-              <w:t>феврале</w:t>
-            </w:r>
-            <w:r>
-              <w:rPr>
-                <w:rFonts w:ascii="Arial" w:hAnsi="Arial" w:cs="Arial"/>
-                <w:sz w:val="16"/>
-                <w:szCs w:val="16"/>
-                <w:lang w:val="ru-RU"/>
-              </w:rPr>
-              <w:t>, всего</w:t>
-            </w:r>
-            <w:r>
-              <w:rPr>
-                <w:rFonts w:ascii="Arial" w:hAnsi="Arial" w:cs="Arial"/>
-                <w:sz w:val="16"/>
-                <w:szCs w:val="16"/>
-                <w:lang w:val="ru-RU"/>
-              </w:rPr>
-              <w:t xml:space="preserve"> за 193</w:t>
+              <w:t>в феврале</w:t>
+            </w:r>
+            <w:r>
+              <w:rPr>
+                <w:rFonts w:ascii="Arial" w:hAnsi="Arial" w:cs="Arial"/>
+                <w:sz w:val="16"/>
+                <w:szCs w:val="16"/>
+                <w:lang w:val="ru-RU"/>
+              </w:rPr>
+              <w:t>, всего за 193</w:t>
             </w:r>
             <w:r>
               <w:rPr>
@@ -269,16 +251,7 @@
                 <w:szCs w:val="16"/>
                 <w:lang w:val="ru-RU"/>
               </w:rPr>
-              <w:t xml:space="preserve"> женщин</w:t>
-            </w:r>
-            <w:r>
-              <w:rPr>
-                <w:rFonts w:ascii="Arial" w:hAnsi="Arial" w:cs="Arial"/>
-                <w:sz w:val="16"/>
-                <w:szCs w:val="16"/>
-                <w:lang w:val="ru-RU"/>
-              </w:rPr>
-              <w:t xml:space="preserve">. Данный расстрельный список составлен на основе открытых и доступных на </w:t>
+              <w:t xml:space="preserve"> женщин. Данный расстрельный список составлен на основе открытых и доступных на </w:t>
             </w:r>
             <w:r>
               <w:rPr>
@@ -296,16 +269,7 @@
                 <w:szCs w:val="16"/>
                 <w:lang w:val="ru-RU"/>
               </w:rPr>
-              <w:t xml:space="preserve">нтернете источников и не может быть ни полным, ни </w:t>
-            </w:r>
-            <w:r>
-              <w:rPr>
-                <w:rFonts w:ascii="Arial" w:hAnsi="Arial" w:cs="Arial"/>
-                <w:sz w:val="16"/>
-                <w:szCs w:val="16"/>
-                <w:lang w:val="ru-RU"/>
-              </w:rPr>
-              <w:t>окончательным</w:t>
+              <w:t>нтернете источников и не может быть ни полным, ни окончательным</w:t>
             </w:r>
             <w:r>
               <w:rPr>
@@ -416,6 +380,7 @@
                 <w:rFonts w:ascii="Arial" w:hAnsi="Arial" w:cs="Arial"/>
                 <w:sz w:val="16"/>
                 <w:szCs w:val="16"/>
+                <w:lang w:val="ru-RU"/>
               </w:rPr>
               <w:t>.</w:t>
             </w:r>
@@ -542,19 +507,7 @@
                 <w:u w:val="single"/>
                 <w:lang w:val="ru-RU"/>
               </w:rPr>
-              <w:t xml:space="preserve">Репрессированные </w:t>
-            </w:r>
-            <w:r>
-              <w:rPr>
-                <w:rFonts w:ascii="Arial" w:hAnsi="Arial" w:cs="Arial"/>
-                <w:b/>
-                <w:bCs/>
-                <w:sz w:val="16"/>
-                <w:szCs w:val="16"/>
-                <w:u w:val="single"/>
-                <w:lang w:val="ru-RU"/>
-              </w:rPr>
-              <w:t>родственники</w:t>
+              <w:t>Репрессированные родственники</w:t>
             </w:r>
             <w:r>
               <w:rPr>
@@ -572,16 +525,7 @@
                 <w:szCs w:val="16"/>
                 <w:lang w:val="ru-RU"/>
               </w:rPr>
-              <w:t>у</w:t>
-            </w:r>
-            <w:r>
-              <w:rPr>
-                <w:rFonts w:ascii="Arial" w:hAnsi="Arial" w:cs="Arial"/>
-                <w:sz w:val="16"/>
-                <w:szCs w:val="16"/>
-                <w:lang w:val="ru-RU"/>
-              </w:rPr>
-              <w:t xml:space="preserve"> 1-й</w:t>
+              <w:t>у 1-й</w:t>
             </w:r>
             <w:r>
               <w:rPr>
@@ -668,16 +612,7 @@
                 <w:szCs w:val="16"/>
                 <w:lang w:val="ru-RU"/>
               </w:rPr>
-              <w:t xml:space="preserve"> член</w:t>
-            </w:r>
-            <w:r>
-              <w:rPr>
-                <w:rFonts w:ascii="Arial" w:hAnsi="Arial" w:cs="Arial"/>
-                <w:sz w:val="16"/>
-                <w:szCs w:val="16"/>
-                <w:lang w:val="ru-RU"/>
-              </w:rPr>
-              <w:t xml:space="preserve"> ВКП(б)/бывший член ВКП(б) </w:t>
+              <w:t xml:space="preserve"> член ВКП(б)/бывший член ВКП(б) </w:t>
             </w:r>
             <w:r>
               <w:rPr>
@@ -704,16 +639,7 @@
                 <w:szCs w:val="16"/>
                 <w:lang w:val="ru-RU"/>
               </w:rPr>
-              <w:t xml:space="preserve">4; </w:t>
-            </w:r>
-            <w:r>
-              <w:rPr>
-                <w:rFonts w:ascii="Arial" w:hAnsi="Arial" w:cs="Arial"/>
-                <w:sz w:val="16"/>
-                <w:szCs w:val="16"/>
-                <w:lang w:val="ru-RU"/>
-              </w:rPr>
-              <w:t>беспартийная</w:t>
+              <w:t>4; беспартийная</w:t>
             </w:r>
             <w:r>
               <w:rPr>
@@ -803,16 +729,7 @@
                 <w:szCs w:val="16"/>
                 <w:lang w:val="ru-RU"/>
               </w:rPr>
-              <w:t>; среднее</w:t>
-            </w:r>
-            <w:r>
-              <w:rPr>
-                <w:rFonts w:ascii="Arial" w:hAnsi="Arial" w:cs="Arial"/>
-                <w:sz w:val="16"/>
-                <w:szCs w:val="16"/>
-                <w:lang w:val="ru-RU"/>
-              </w:rPr>
-              <w:t xml:space="preserve"> – </w:t>
+              <w:t xml:space="preserve">; среднее – </w:t>
             </w:r>
             <w:r>
               <w:rPr>
@@ -939,16 +856,7 @@
                 <w:szCs w:val="16"/>
                 <w:lang w:val="ru-RU"/>
               </w:rPr>
-              <w:t xml:space="preserve"> машинистка – </w:t>
-            </w:r>
-            <w:r>
-              <w:rPr>
-                <w:rFonts w:ascii="Arial" w:hAnsi="Arial" w:cs="Arial"/>
-                <w:sz w:val="16"/>
-                <w:szCs w:val="16"/>
-                <w:lang w:val="ru-RU"/>
-              </w:rPr>
-              <w:t xml:space="preserve">1; </w:t>
+              <w:t xml:space="preserve"> машинистка – 1; </w:t>
             </w:r>
           </w:p>
           <w:p>
@@ -970,16 +878,7 @@
                 <w:szCs w:val="16"/>
                 <w:lang w:val="ru-RU"/>
               </w:rPr>
-              <w:t>преподаватель</w:t>
-            </w:r>
-            <w:r>
-              <w:rPr>
-                <w:rFonts w:ascii="Arial" w:hAnsi="Arial" w:cs="Arial"/>
-                <w:sz w:val="16"/>
-                <w:szCs w:val="16"/>
-                <w:lang w:val="ru-RU"/>
-              </w:rPr>
-              <w:t xml:space="preserve"> – 1; </w:t>
+              <w:t xml:space="preserve">преподаватель – 1; </w:t>
             </w:r>
             <w:r>
               <w:rPr>
@@ -1043,40 +942,23 @@
                 <w:szCs w:val="16"/>
                 <w:lang w:val="ru-RU"/>
               </w:rPr>
-              <w:t xml:space="preserve"> женщин проживали в </w:t>
-            </w:r>
-            <w:r>
-              <w:rPr>
-                <w:rFonts w:ascii="Arial" w:hAnsi="Arial" w:cs="Arial"/>
-                <w:sz w:val="16"/>
-                <w:szCs w:val="16"/>
-                <w:lang w:val="ru-RU"/>
-              </w:rPr>
-              <w:t xml:space="preserve">городах: </w:t>
-            </w:r>
-            <w:r>
-              <w:rPr>
-                <w:rFonts w:ascii="Arial" w:hAnsi="Arial" w:cs="Arial"/>
-                <w:sz w:val="16"/>
-                <w:szCs w:val="16"/>
-                <w:lang w:val="ru-RU"/>
-              </w:rPr>
-              <w:t>Москва</w:t>
-            </w:r>
-            <w:r>
-              <w:rPr>
-                <w:rFonts w:ascii="Arial" w:hAnsi="Arial" w:cs="Arial"/>
-                <w:sz w:val="16"/>
-                <w:szCs w:val="16"/>
-                <w:lang w:val="ru-RU"/>
-              </w:rPr>
-              <w:t xml:space="preserve"> – 3; Актюбинск, Алма-Ата, Муром, Оренбург, </w:t>
-            </w:r>
-            <w:r>
-              <w:rPr>
-                <w:rFonts w:ascii="Arial" w:hAnsi="Arial" w:cs="Arial"/>
-                <w:sz w:val="16"/>
-                <w:szCs w:val="16"/>
+              <w:t xml:space="preserve"> женщин проживали в городах: </w:t>
+            </w:r>
+            <w:r>
+              <w:rPr>
+                <w:rFonts w:ascii="Arial" w:hAnsi="Arial" w:cs="Arial"/>
+                <w:sz w:val="16"/>
+                <w:szCs w:val="16"/>
+                <w:lang w:val="ru-RU"/>
+              </w:rPr>
+              <w:t xml:space="preserve">Москва – 3; Актюбинск, Алма-Ата, Муром, Оренбург, </w:t>
+            </w:r>
+            <w:r>
+              <w:rPr>
+                <w:rFonts w:ascii="Arial" w:hAnsi="Arial" w:cs="Arial"/>
+                <w:sz w:val="16"/>
+                <w:szCs w:val="16"/>
+                <w:lang w:val="ru-RU"/>
               </w:rPr>
               <w:t xml:space="preserve">  </w:t>
             </w:r>
@@ -1088,405 +970,34 @@
                 <w:lang w:val="ru-RU"/>
               </w:rPr>
               <w:t xml:space="preserve"> </w:t>
-            </w:r>
-          </w:p>
-          <w:p>
-            <w:r>
-              <w:rPr>
-                <w:rFonts w:ascii="Arial" w:hAnsi="Arial" w:cs="Arial"/>
-                <w:sz w:val="16"/>
-                <w:szCs w:val="16"/>
-                <w:lang w:val="ru-RU"/>
-              </w:rPr>
-              <w:t xml:space="preserve">5 женщин расстреляны по приговорам ВК </w:t>
-            </w:r>
-            <w:r>
-              <w:rPr>
-                <w:rFonts w:ascii="Arial" w:hAnsi="Arial" w:cs="Arial"/>
-                <w:sz w:val="16"/>
-                <w:szCs w:val="16"/>
-                <w:lang w:val="ru-RU"/>
-              </w:rPr>
-              <w:t>ВС СССР</w:t>
-            </w:r>
-          </w:p>
-        </w:tc>
-      </w:tr>
-    </w:tbl>
-    <w:p/>
-    <w:tbl>
-      <w:tblPr>
-        <w:tblStyle w:val="TableGrid"/>
-        <w:tblW w:w="5670" w:type="dxa"/>
-        <w:tblInd w:w="1705" w:type="dxa"/>
-        <w:tblLayout w:type="fixed"/>
-        <w:tblLook w:val="04A0" w:firstRow="1" w:lastRow="0" w:firstColumn="1" w:lastColumn="0" w:noHBand="0" w:noVBand="1"/>
-      </w:tblPr>
-      <w:tblGrid>
-        <w:gridCol w:w="1350"/>
-        <w:gridCol w:w="1440"/>
-        <w:gridCol w:w="1440"/>
-        <w:gridCol w:w="1440"/>
-      </w:tblGrid>
-      <w:tr>
-        <w:tc>
-          <w:tcPr>
-            <w:tcW w:w="5670" w:type="dxa"/>
-            <w:gridSpan w:val="4"/>
-          </w:tcPr>
-          <w:p>
-            <w:pPr>
-              <w:jc w:val="center"/>
-              <w:rPr>
-                <w:rFonts w:ascii="Arial" w:hAnsi="Arial" w:cs="Arial"/>
-                <w:b/>
-                <w:bCs/>
-                <w:sz w:val="16"/>
-                <w:szCs w:val="16"/>
-                <w:lang w:val="ru-RU"/>
-              </w:rPr>
-            </w:pPr>
-            <w:r>
-              <w:rPr>
-                <w:rFonts w:ascii="Arial" w:hAnsi="Arial" w:cs="Arial"/>
-                <w:b/>
-                <w:bCs/>
-                <w:sz w:val="16"/>
-                <w:szCs w:val="16"/>
-                <w:lang w:val="ru-RU"/>
-              </w:rPr>
-              <w:t>ВОЗРАСТНАЯ ТАБЛИЦА РАССТРЕЛЯННЫХ ЖЕНЩИН В 193</w:t>
-            </w:r>
-            <w:r>
-              <w:rPr>
-                <w:rFonts w:ascii="Arial" w:hAnsi="Arial" w:cs="Arial"/>
-                <w:b/>
-                <w:bCs/>
-                <w:sz w:val="16"/>
-                <w:szCs w:val="16"/>
-              </w:rPr>
-              <w:t>6</w:t>
-            </w:r>
-            <w:r>
-              <w:rPr>
-                <w:rFonts w:ascii="Arial" w:hAnsi="Arial" w:cs="Arial"/>
-                <w:b/>
-                <w:bCs/>
-                <w:sz w:val="16"/>
-                <w:szCs w:val="16"/>
-                <w:lang w:val="ru-RU"/>
-              </w:rPr>
-              <w:t xml:space="preserve"> гг.</w:t>
             </w:r>
           </w:p>
           <w:p>
             <w:pPr>
-              <w:jc w:val="center"/>
-              <w:rPr>
-                <w:rFonts w:ascii="Arial" w:hAnsi="Arial" w:cs="Arial"/>
-                <w:b/>
-                <w:bCs/>
-                <w:sz w:val="18"/>
-                <w:szCs w:val="18"/>
+              <w:rPr>
+                <w:rFonts w:ascii="Arial" w:hAnsi="Arial" w:cs="Arial"/>
+                <w:sz w:val="16"/>
+                <w:szCs w:val="16"/>
                 <w:lang w:val="ru-RU"/>
               </w:rPr>
             </w:pPr>
             <w:r>
               <w:rPr>
                 <w:rFonts w:ascii="Arial" w:hAnsi="Arial" w:cs="Arial"/>
-                <w:b/>
-                <w:bCs/>
-                <w:sz w:val="16"/>
-                <w:szCs w:val="16"/>
-                <w:lang w:val="ru-RU"/>
-              </w:rPr>
-              <w:t xml:space="preserve"> (Возрастной разброс </w:t>
-            </w:r>
-            <w:proofErr w:type="gramStart"/>
-            <w:r>
-              <w:rPr>
-                <w:rFonts w:ascii="Arial" w:hAnsi="Arial" w:cs="Arial"/>
-                <w:b/>
-                <w:bCs/>
-                <w:sz w:val="16"/>
-                <w:szCs w:val="16"/>
-                <w:lang w:val="ru-RU"/>
-              </w:rPr>
-              <w:t>2</w:t>
-            </w:r>
-            <w:r>
-              <w:rPr>
-                <w:rFonts w:ascii="Arial" w:hAnsi="Arial" w:cs="Arial"/>
-                <w:b/>
-                <w:bCs/>
-                <w:sz w:val="16"/>
-                <w:szCs w:val="16"/>
-              </w:rPr>
-              <w:t>9</w:t>
-            </w:r>
-            <w:r>
-              <w:rPr>
-                <w:rFonts w:ascii="Arial" w:hAnsi="Arial" w:cs="Arial"/>
-                <w:b/>
-                <w:bCs/>
-                <w:sz w:val="16"/>
-                <w:szCs w:val="16"/>
-                <w:lang w:val="ru-RU"/>
-              </w:rPr>
-              <w:t>-5</w:t>
-            </w:r>
-            <w:r>
-              <w:rPr>
-                <w:rFonts w:ascii="Arial" w:hAnsi="Arial" w:cs="Arial"/>
-                <w:b/>
-                <w:bCs/>
-                <w:sz w:val="16"/>
-                <w:szCs w:val="16"/>
-              </w:rPr>
-              <w:t>0</w:t>
-            </w:r>
-            <w:proofErr w:type="gramEnd"/>
-            <w:r>
-              <w:rPr>
-                <w:rFonts w:ascii="Arial" w:hAnsi="Arial" w:cs="Arial"/>
-                <w:b/>
-                <w:bCs/>
-                <w:sz w:val="16"/>
-                <w:szCs w:val="16"/>
-                <w:lang w:val="ru-RU"/>
-              </w:rPr>
-              <w:t>)</w:t>
-            </w:r>
-          </w:p>
-        </w:tc>
-      </w:tr>
-      <w:tr>
-        <w:tc>
-          <w:tcPr>
-            <w:tcW w:w="1350" w:type="dxa"/>
-            <w:vAlign w:val="center"/>
-          </w:tcPr>
-          <w:p>
-            <w:pPr>
-              <w:jc w:val="center"/>
-              <w:rPr>
-                <w:rFonts w:ascii="Arial" w:hAnsi="Arial" w:cs="Arial"/>
-                <w:b/>
-                <w:bCs/>
-                <w:sz w:val="18"/>
-                <w:szCs w:val="18"/>
-              </w:rPr>
-            </w:pPr>
-            <w:r>
-              <w:rPr>
-                <w:rFonts w:ascii="Arial" w:hAnsi="Arial" w:cs="Arial"/>
-                <w:sz w:val="16"/>
-                <w:szCs w:val="16"/>
-                <w:lang w:val="ru-RU"/>
-              </w:rPr>
-              <w:t>2</w:t>
-            </w:r>
-            <w:r>
-              <w:rPr>
-                <w:rFonts w:ascii="Arial" w:hAnsi="Arial" w:cs="Arial"/>
-                <w:sz w:val="16"/>
-                <w:szCs w:val="16"/>
-              </w:rPr>
-              <w:t>9</w:t>
-            </w:r>
-          </w:p>
-        </w:tc>
-        <w:tc>
-          <w:tcPr>
-            <w:tcW w:w="1440" w:type="dxa"/>
-            <w:vAlign w:val="center"/>
-          </w:tcPr>
-          <w:p>
-            <w:pPr>
-              <w:jc w:val="center"/>
-              <w:rPr>
-                <w:rFonts w:ascii="Arial" w:hAnsi="Arial" w:cs="Arial"/>
-                <w:b/>
-                <w:bCs/>
-                <w:sz w:val="18"/>
-                <w:szCs w:val="18"/>
-              </w:rPr>
-            </w:pPr>
-            <w:r>
-              <w:rPr>
-                <w:rFonts w:ascii="Arial" w:hAnsi="Arial" w:cs="Arial"/>
-                <w:sz w:val="16"/>
-                <w:szCs w:val="16"/>
-                <w:lang w:val="ru-RU"/>
-              </w:rPr>
-              <w:t>30</w:t>
-            </w:r>
-            <w:r>
-              <w:rPr>
-                <w:rFonts w:ascii="Arial" w:hAnsi="Arial" w:cs="Arial"/>
-                <w:sz w:val="16"/>
-                <w:szCs w:val="16"/>
-              </w:rPr>
-              <w:t>-39</w:t>
-            </w:r>
-          </w:p>
-        </w:tc>
-        <w:tc>
-          <w:tcPr>
-            <w:tcW w:w="1440" w:type="dxa"/>
-            <w:vAlign w:val="center"/>
-          </w:tcPr>
-          <w:p>
-            <w:pPr>
-              <w:jc w:val="center"/>
-              <w:rPr>
-                <w:rFonts w:ascii="Arial" w:hAnsi="Arial" w:cs="Arial"/>
-                <w:b/>
-                <w:bCs/>
-                <w:sz w:val="18"/>
-                <w:szCs w:val="18"/>
-              </w:rPr>
-            </w:pPr>
-            <w:r>
-              <w:rPr>
-                <w:rFonts w:ascii="Arial" w:hAnsi="Arial" w:cs="Arial"/>
-                <w:sz w:val="16"/>
-                <w:szCs w:val="16"/>
-              </w:rPr>
-              <w:t>40-49</w:t>
-            </w:r>
-          </w:p>
-        </w:tc>
-        <w:tc>
-          <w:tcPr>
-            <w:tcW w:w="1440" w:type="dxa"/>
-            <w:vAlign w:val="center"/>
-          </w:tcPr>
-          <w:p>
-            <w:pPr>
-              <w:jc w:val="center"/>
-              <w:rPr>
-                <w:rFonts w:ascii="Arial" w:hAnsi="Arial" w:cs="Arial"/>
-                <w:b/>
-                <w:bCs/>
-                <w:sz w:val="18"/>
-                <w:szCs w:val="18"/>
-              </w:rPr>
-            </w:pPr>
-            <w:r>
-              <w:rPr>
-                <w:rFonts w:ascii="Arial" w:hAnsi="Arial" w:cs="Arial"/>
-                <w:sz w:val="16"/>
-                <w:szCs w:val="16"/>
-                <w:lang w:val="ru-RU"/>
-              </w:rPr>
-              <w:t>5</w:t>
-            </w:r>
-            <w:r>
-              <w:rPr>
-                <w:rFonts w:ascii="Arial" w:hAnsi="Arial" w:cs="Arial"/>
-                <w:sz w:val="16"/>
-                <w:szCs w:val="16"/>
-              </w:rPr>
-              <w:t>0</w:t>
-            </w:r>
-          </w:p>
-        </w:tc>
-      </w:tr>
-      <w:tr>
-        <w:tc>
-          <w:tcPr>
-            <w:tcW w:w="1350" w:type="dxa"/>
-          </w:tcPr>
-          <w:p>
-            <w:pPr>
-              <w:jc w:val="center"/>
-              <w:rPr>
-                <w:rFonts w:ascii="Arial" w:hAnsi="Arial" w:cs="Arial"/>
-                <w:sz w:val="18"/>
-                <w:szCs w:val="18"/>
-                <w:lang w:val="ru-RU"/>
-              </w:rPr>
-            </w:pPr>
-            <w:r>
-              <w:rPr>
-                <w:rFonts w:ascii="Arial" w:hAnsi="Arial" w:cs="Arial"/>
-                <w:sz w:val="18"/>
-                <w:szCs w:val="18"/>
-                <w:lang w:val="ru-RU"/>
-              </w:rPr>
-              <w:t>1</w:t>
-            </w:r>
-          </w:p>
-        </w:tc>
-        <w:tc>
-          <w:tcPr>
-            <w:tcW w:w="1440" w:type="dxa"/>
-          </w:tcPr>
-          <w:p>
-            <w:pPr>
-              <w:jc w:val="center"/>
-              <w:rPr>
-                <w:rFonts w:ascii="Arial" w:hAnsi="Arial" w:cs="Arial"/>
-                <w:sz w:val="18"/>
-                <w:szCs w:val="18"/>
-              </w:rPr>
-            </w:pPr>
-            <w:r>
-              <w:rPr>
-                <w:rFonts w:ascii="Arial" w:hAnsi="Arial" w:cs="Arial"/>
-                <w:sz w:val="18"/>
-                <w:szCs w:val="18"/>
-              </w:rPr>
-              <w:t>5</w:t>
-            </w:r>
-          </w:p>
-        </w:tc>
-        <w:tc>
-          <w:tcPr>
-            <w:tcW w:w="1440" w:type="dxa"/>
-          </w:tcPr>
-          <w:p>
-            <w:pPr>
-              <w:jc w:val="center"/>
-              <w:rPr>
-                <w:rFonts w:ascii="Arial" w:hAnsi="Arial" w:cs="Arial"/>
-                <w:sz w:val="18"/>
-                <w:szCs w:val="18"/>
-              </w:rPr>
-            </w:pPr>
-            <w:r>
-              <w:rPr>
-                <w:rFonts w:ascii="Arial" w:hAnsi="Arial" w:cs="Arial"/>
-                <w:sz w:val="18"/>
-                <w:szCs w:val="18"/>
-              </w:rPr>
-              <w:t>5</w:t>
-            </w:r>
-          </w:p>
-        </w:tc>
-        <w:tc>
-          <w:tcPr>
-            <w:tcW w:w="1440" w:type="dxa"/>
-          </w:tcPr>
-          <w:p>
-            <w:pPr>
-              <w:jc w:val="center"/>
-              <w:rPr>
-                <w:rFonts w:ascii="Arial" w:hAnsi="Arial" w:cs="Arial"/>
-                <w:sz w:val="18"/>
-                <w:szCs w:val="18"/>
-                <w:lang w:val="ru-RU"/>
-              </w:rPr>
-            </w:pPr>
-            <w:r>
-              <w:rPr>
-                <w:rFonts w:ascii="Arial" w:hAnsi="Arial" w:cs="Arial"/>
-                <w:sz w:val="18"/>
-                <w:szCs w:val="18"/>
-                <w:lang w:val="ru-RU"/>
-              </w:rPr>
-              <w:t>1</w:t>
+                <w:sz w:val="16"/>
+                <w:szCs w:val="16"/>
+                <w:lang w:val="ru-RU"/>
+              </w:rPr>
+              <w:t xml:space="preserve">5 женщин расстреляны по приговорам ВК </w:t>
+            </w:r>
+            <w:r>
+              <w:rPr>
+                <w:rFonts w:ascii="Arial" w:hAnsi="Arial" w:cs="Arial"/>
+                <w:sz w:val="16"/>
+                <w:szCs w:val="16"/>
+                <w:lang w:val="ru-RU"/>
+              </w:rPr>
+              <w:t>ВС СССР</w:t>
             </w:r>
           </w:p>
         </w:tc>
@@ -1495,11 +1006,139 @@
     <w:p>
       <w:pPr>
         <w:rPr>
+          <w:rFonts w:hint="eastAsia"/>
           <w:lang w:val="ru-RU"/>
         </w:rPr>
       </w:pPr>
     </w:p>
-    <w:p/>
+    <w:p>
+      <w:pPr>
+        <w:suppressAutoHyphens w:val="0"/>
+        <w:jc w:val="center"/>
+        <w:rPr>
+          <w:rFonts w:ascii="Arial" w:hAnsi="Arial" w:cs="Arial"/>
+          <w:b/>
+          <w:bCs/>
+          <w:color w:val="000000"/>
+          <w:sz w:val="18"/>
+          <w:szCs w:val="18"/>
+          <w:lang w:val="ru-RU"/>
+        </w:rPr>
+      </w:pPr>
+      <w:r>
+        <w:rPr>
+          <w:rFonts w:ascii="Arial" w:hAnsi="Arial" w:cs="Arial"/>
+          <w:b/>
+          <w:bCs/>
+          <w:color w:val="000000"/>
+          <w:sz w:val="18"/>
+          <w:szCs w:val="18"/>
+          <w:lang w:val="ru-RU"/>
+        </w:rPr>
+        <w:t>ЧИСЛЕННОСТЬ РАССТРЕЛЯННЫХ ЖЕНЩИН ПО ВОЗРАСТАМ</w:t>
+      </w:r>
+      <w:r>
+        <w:rPr>
+          <w:rFonts w:ascii="Arial" w:hAnsi="Arial" w:cs="Arial"/>
+          <w:b/>
+          <w:bCs/>
+          <w:color w:val="000000"/>
+          <w:sz w:val="18"/>
+          <w:szCs w:val="18"/>
+          <w:lang w:val="ru-RU"/>
+        </w:rPr>
+        <w:t>, 1936 г.</w:t>
+      </w:r>
+    </w:p>
+    <w:p>
+      <w:pPr>
+        <w:suppressAutoHyphens w:val="0"/>
+        <w:jc w:val="center"/>
+        <w:rPr>
+          <w:rFonts w:ascii="Arial" w:eastAsia="Times New Roman" w:hAnsi="Arial" w:cs="Arial"/>
+          <w:b/>
+          <w:bCs/>
+          <w:color w:val="000000"/>
+          <w:sz w:val="18"/>
+          <w:szCs w:val="18"/>
+          <w:lang w:val="ru-RU" w:eastAsia="en-US" w:bidi="ar-SA"/>
+        </w:rPr>
+      </w:pPr>
+      <w:r>
+        <w:rPr>
+          <w:rFonts w:ascii="Arial" w:eastAsia="Times New Roman" w:hAnsi="Arial" w:cs="Arial"/>
+          <w:b/>
+          <w:bCs/>
+          <w:noProof/>
+          <w:color w:val="000000"/>
+          <w:sz w:val="18"/>
+          <w:szCs w:val="18"/>
+          <w:lang w:val="ru-RU" w:eastAsia="en-US" w:bidi="ar-SA"/>
+        </w:rPr>
+        <w:drawing>
+          <wp:inline distT="0" distB="0" distL="0" distR="0" wp14:anchorId="5C4DB065" wp14:editId="26D47128">
+            <wp:extent cx="2828925" cy="1908175"/>
+            <wp:effectExtent l="0" t="0" r="9525" b="0"/>
+            <wp:docPr id="53932822" name="Picture 1"/>
+            <wp:cNvGraphicFramePr>
+              <a:graphicFrameLocks xmlns:a="http://schemas.openxmlformats.org/drawingml/2006/main" noChangeAspect="1"/>
+            </wp:cNvGraphicFramePr>
+            <a:graphic xmlns:a="http://schemas.openxmlformats.org/drawingml/2006/main">
+              <a:graphicData uri="http://schemas.openxmlformats.org/drawingml/2006/picture">
+                <pic:pic xmlns:pic="http://schemas.openxmlformats.org/drawingml/2006/picture">
+                  <pic:nvPicPr>
+                    <pic:cNvPr id="0" name="Picture 2"/>
+                    <pic:cNvPicPr>
+                      <a:picLocks noChangeAspect="1" noChangeArrowheads="1"/>
+                    </pic:cNvPicPr>
+                  </pic:nvPicPr>
+                  <pic:blipFill>
+                    <a:blip r:embed="rId5">
+                      <a:extLst>
+                        <a:ext uri="{28A0092B-C50C-407E-A947-70E740481C1C}">
+                          <a14:useLocalDpi xmlns:a14="http://schemas.microsoft.com/office/drawing/2010/main" val="0"/>
+                        </a:ext>
+                      </a:extLst>
+                    </a:blip>
+                    <a:srcRect/>
+                    <a:stretch>
+                      <a:fillRect/>
+                    </a:stretch>
+                  </pic:blipFill>
+                  <pic:spPr bwMode="auto">
+                    <a:xfrm>
+                      <a:off x="0" y="0"/>
+                      <a:ext cx="2828925" cy="1908175"/>
+                    </a:xfrm>
+                    <a:prstGeom prst="rect">
+                      <a:avLst/>
+                    </a:prstGeom>
+                    <a:noFill/>
+                  </pic:spPr>
+                </pic:pic>
+              </a:graphicData>
+            </a:graphic>
+          </wp:inline>
+        </w:drawing>
+      </w:r>
+    </w:p>
+    <w:p>
+      <w:pPr>
+        <w:jc w:val="center"/>
+        <w:rPr>
+          <w:rFonts w:hint="eastAsia"/>
+          <w:lang w:val="ru-RU"/>
+        </w:rPr>
+      </w:pPr>
+    </w:p>
+    <w:p>
+      <w:pPr>
+        <w:rPr>
+          <w:rFonts w:hint="eastAsia"/>
+          <w:lang w:val="ru-RU"/>
+        </w:rPr>
+      </w:pPr>
+    </w:p>
     <w:tbl>
       <w:tblPr>
         <w:tblW w:w="10980" w:type="dxa"/>
@@ -1662,14 +1301,56 @@
               </w:rPr>
               <w:t xml:space="preserve">. </w:t>
             </w:r>
-            <w:r>
-              <w:rPr>
-                <w:rFonts w:ascii="Arial" w:hAnsi="Arial" w:cs="Arial"/>
-                <w:sz w:val="16"/>
-                <w:szCs w:val="16"/>
-                <w:lang w:val="ru-RU"/>
-              </w:rPr>
-              <w:t>Полиграфтруд".. Прож.:</w:t>
+            <w:proofErr w:type="spellStart"/>
+            <w:r>
+              <w:rPr>
+                <w:rFonts w:ascii="Arial" w:hAnsi="Arial" w:cs="Arial"/>
+                <w:sz w:val="16"/>
+                <w:szCs w:val="16"/>
+                <w:lang w:val="ru-RU"/>
+              </w:rPr>
+              <w:t>Полиграфтруд</w:t>
+            </w:r>
+            <w:proofErr w:type="spellEnd"/>
+            <w:proofErr w:type="gramStart"/>
+            <w:r>
+              <w:rPr>
+                <w:rFonts w:ascii="Arial" w:hAnsi="Arial" w:cs="Arial"/>
+                <w:sz w:val="16"/>
+                <w:szCs w:val="16"/>
+                <w:lang w:val="ru-RU"/>
+              </w:rPr>
+              <w:t>"..</w:t>
+            </w:r>
+            <w:proofErr w:type="gramEnd"/>
+            <w:r>
+              <w:rPr>
+                <w:rFonts w:ascii="Arial" w:hAnsi="Arial" w:cs="Arial"/>
+                <w:sz w:val="16"/>
+                <w:szCs w:val="16"/>
+                <w:lang w:val="ru-RU"/>
+              </w:rPr>
+              <w:t xml:space="preserve"> </w:t>
+            </w:r>
+            <w:proofErr w:type="spellStart"/>
+            <w:r>
+              <w:rPr>
+                <w:rFonts w:ascii="Arial" w:hAnsi="Arial" w:cs="Arial"/>
+                <w:sz w:val="16"/>
+                <w:szCs w:val="16"/>
+                <w:lang w:val="ru-RU"/>
+              </w:rPr>
+              <w:t>Прож</w:t>
+            </w:r>
+            <w:proofErr w:type="spellEnd"/>
+            <w:r>
+              <w:rPr>
+                <w:rFonts w:ascii="Arial" w:hAnsi="Arial" w:cs="Arial"/>
+                <w:sz w:val="16"/>
+                <w:szCs w:val="16"/>
+                <w:lang w:val="ru-RU"/>
+              </w:rPr>
+              <w:t>.:</w:t>
             </w:r>
             <w:r>
               <w:rPr>
@@ -1695,7 +1376,27 @@
                 <w:szCs w:val="16"/>
                 <w:lang w:val="ru-RU"/>
               </w:rPr>
-              <w:t>Москва, Фурманный пер., д.2/7, кв.1..  Арестована 13 марта 1936 г.</w:t>
+              <w:t>Москва, Фурманный пер., д.2/7, кв.</w:t>
+            </w:r>
+            <w:proofErr w:type="gramStart"/>
+            <w:r>
+              <w:rPr>
+                <w:rFonts w:ascii="Arial" w:hAnsi="Arial" w:cs="Arial"/>
+                <w:sz w:val="16"/>
+                <w:szCs w:val="16"/>
+                <w:lang w:val="ru-RU"/>
+              </w:rPr>
+              <w:t>1..</w:t>
+            </w:r>
+            <w:proofErr w:type="gramEnd"/>
+            <w:r>
+              <w:rPr>
+                <w:rFonts w:ascii="Arial" w:hAnsi="Arial" w:cs="Arial"/>
+                <w:sz w:val="16"/>
+                <w:szCs w:val="16"/>
+                <w:lang w:val="ru-RU"/>
+              </w:rPr>
+              <w:t xml:space="preserve">  Арестована 13 марта 1936 г.</w:t>
             </w:r>
             <w:r>
               <w:rPr>
@@ -1713,7 +1414,27 @@
                 <w:szCs w:val="16"/>
                 <w:lang w:val="ru-RU"/>
               </w:rPr>
-              <w:t>Приговорена: ВКВС СССР 5 октября 1936 г., обв.:</w:t>
+              <w:t xml:space="preserve">Приговорена: ВКВС СССР 5 октября 1936 г., </w:t>
+            </w:r>
+            <w:proofErr w:type="spellStart"/>
+            <w:r>
+              <w:rPr>
+                <w:rFonts w:ascii="Arial" w:hAnsi="Arial" w:cs="Arial"/>
+                <w:sz w:val="16"/>
+                <w:szCs w:val="16"/>
+                <w:lang w:val="ru-RU"/>
+              </w:rPr>
+              <w:t>обв</w:t>
+            </w:r>
+            <w:proofErr w:type="spellEnd"/>
+            <w:r>
+              <w:rPr>
+                <w:rFonts w:ascii="Arial" w:hAnsi="Arial" w:cs="Arial"/>
+                <w:sz w:val="16"/>
+                <w:szCs w:val="16"/>
+                <w:lang w:val="ru-RU"/>
+              </w:rPr>
+              <w:t>.:</w:t>
             </w:r>
             <w:r>
               <w:rPr>
@@ -1730,7 +1451,27 @@
                 <w:szCs w:val="16"/>
                 <w:lang w:val="ru-RU"/>
               </w:rPr>
-              <w:t>к.-р. террористической деятельности..Расстреляна 5 октября 1936 г. Место захоронения</w:t>
+              <w:t xml:space="preserve">к.-р. террористической </w:t>
+            </w:r>
+            <w:proofErr w:type="spellStart"/>
+            <w:r>
+              <w:rPr>
+                <w:rFonts w:ascii="Arial" w:hAnsi="Arial" w:cs="Arial"/>
+                <w:sz w:val="16"/>
+                <w:szCs w:val="16"/>
+                <w:lang w:val="ru-RU"/>
+              </w:rPr>
+              <w:t>деятельности..Расстреляна</w:t>
+            </w:r>
+            <w:proofErr w:type="spellEnd"/>
+            <w:r>
+              <w:rPr>
+                <w:rFonts w:ascii="Arial" w:hAnsi="Arial" w:cs="Arial"/>
+                <w:sz w:val="16"/>
+                <w:szCs w:val="16"/>
+                <w:lang w:val="ru-RU"/>
+              </w:rPr>
+              <w:t xml:space="preserve"> 5 октября 1936 г. Место захоронения</w:t>
             </w:r>
             <w:r>
               <w:rPr>
@@ -1793,7 +1534,7 @@
               </w:rPr>
               <w:t xml:space="preserve">;  </w:t>
             </w:r>
-            <w:hyperlink r:id="rId5" w:history="1">
+            <w:hyperlink r:id="rId6" w:history="1">
               <w:r>
                 <w:rPr>
                   <w:rStyle w:val="Hyperlink"/>
@@ -1837,6 +1578,7 @@
                 <w:lang w:val="ru-RU"/>
               </w:rPr>
             </w:pPr>
+            <w:proofErr w:type="spellStart"/>
             <w:r>
               <w:rPr>
                 <w:rFonts w:ascii="Arial" w:hAnsi="Arial" w:cs="Arial"/>
@@ -1846,7 +1588,43 @@
                 <w:szCs w:val="16"/>
                 <w:lang w:val="ru-RU"/>
               </w:rPr>
-              <w:t xml:space="preserve">Грюнштейн Ревекка Абрамовна  50 лет </w:t>
+              <w:t>Грюнштейн</w:t>
+            </w:r>
+            <w:proofErr w:type="spellEnd"/>
+            <w:r>
+              <w:rPr>
+                <w:rFonts w:ascii="Arial" w:hAnsi="Arial" w:cs="Arial"/>
+                <w:b/>
+                <w:bCs/>
+                <w:sz w:val="16"/>
+                <w:szCs w:val="16"/>
+                <w:lang w:val="ru-RU"/>
+              </w:rPr>
+              <w:t xml:space="preserve"> Ревекка </w:t>
+            </w:r>
+            <w:proofErr w:type="gramStart"/>
+            <w:r>
+              <w:rPr>
+                <w:rFonts w:ascii="Arial" w:hAnsi="Arial" w:cs="Arial"/>
+                <w:b/>
+                <w:bCs/>
+                <w:sz w:val="16"/>
+                <w:szCs w:val="16"/>
+                <w:lang w:val="ru-RU"/>
+              </w:rPr>
+              <w:t>Абрамовна  50</w:t>
+            </w:r>
+            <w:proofErr w:type="gramEnd"/>
+            <w:r>
+              <w:rPr>
+                <w:rFonts w:ascii="Arial" w:hAnsi="Arial" w:cs="Arial"/>
+                <w:b/>
+                <w:bCs/>
+                <w:sz w:val="16"/>
+                <w:szCs w:val="16"/>
+                <w:lang w:val="ru-RU"/>
+              </w:rPr>
+              <w:t xml:space="preserve"> лет </w:t>
             </w:r>
           </w:p>
           <w:p>
@@ -1891,7 +1669,78 @@
                 <w:szCs w:val="16"/>
                 <w:lang w:val="ru-RU"/>
               </w:rPr>
-              <w:t>1.05.1886, Санкт-Петербурге; еврейка; образование среднее; исключена из ВКП(б) в 1928 г.; фасовщица производственой артели "Технохимик".. Прож.:</w:t>
+              <w:t xml:space="preserve">1.05.1886, Санкт-Петербурге; еврейка; образование среднее; исключена из ВКП(б) в 1928 г.; фасовщица </w:t>
+            </w:r>
+            <w:proofErr w:type="spellStart"/>
+            <w:r>
+              <w:rPr>
+                <w:rFonts w:ascii="Arial" w:hAnsi="Arial" w:cs="Arial"/>
+                <w:sz w:val="16"/>
+                <w:szCs w:val="16"/>
+                <w:lang w:val="ru-RU"/>
+              </w:rPr>
+              <w:t>производственой</w:t>
+            </w:r>
+            <w:proofErr w:type="spellEnd"/>
+            <w:r>
+              <w:rPr>
+                <w:rFonts w:ascii="Arial" w:hAnsi="Arial" w:cs="Arial"/>
+                <w:sz w:val="16"/>
+                <w:szCs w:val="16"/>
+                <w:lang w:val="ru-RU"/>
+              </w:rPr>
+              <w:t xml:space="preserve"> артели "</w:t>
+            </w:r>
+            <w:proofErr w:type="spellStart"/>
+            <w:r>
+              <w:rPr>
+                <w:rFonts w:ascii="Arial" w:hAnsi="Arial" w:cs="Arial"/>
+                <w:sz w:val="16"/>
+                <w:szCs w:val="16"/>
+                <w:lang w:val="ru-RU"/>
+              </w:rPr>
+              <w:t>Технохимик</w:t>
+            </w:r>
+            <w:proofErr w:type="spellEnd"/>
+            <w:proofErr w:type="gramStart"/>
+            <w:r>
+              <w:rPr>
+                <w:rFonts w:ascii="Arial" w:hAnsi="Arial" w:cs="Arial"/>
+                <w:sz w:val="16"/>
+                <w:szCs w:val="16"/>
+                <w:lang w:val="ru-RU"/>
+              </w:rPr>
+              <w:t>"..</w:t>
+            </w:r>
+            <w:proofErr w:type="gramEnd"/>
+            <w:r>
+              <w:rPr>
+                <w:rFonts w:ascii="Arial" w:hAnsi="Arial" w:cs="Arial"/>
+                <w:sz w:val="16"/>
+                <w:szCs w:val="16"/>
+                <w:lang w:val="ru-RU"/>
+              </w:rPr>
+              <w:t xml:space="preserve"> </w:t>
+            </w:r>
+            <w:proofErr w:type="spellStart"/>
+            <w:r>
+              <w:rPr>
+                <w:rFonts w:ascii="Arial" w:hAnsi="Arial" w:cs="Arial"/>
+                <w:sz w:val="16"/>
+                <w:szCs w:val="16"/>
+                <w:lang w:val="ru-RU"/>
+              </w:rPr>
+              <w:t>Прож</w:t>
+            </w:r>
+            <w:proofErr w:type="spellEnd"/>
+            <w:r>
+              <w:rPr>
+                <w:rFonts w:ascii="Arial" w:hAnsi="Arial" w:cs="Arial"/>
+                <w:sz w:val="16"/>
+                <w:szCs w:val="16"/>
+                <w:lang w:val="ru-RU"/>
+              </w:rPr>
+              <w:t>.:</w:t>
             </w:r>
             <w:r>
               <w:rPr>
@@ -1908,7 +1757,27 @@
                 <w:szCs w:val="16"/>
                 <w:lang w:val="ru-RU"/>
               </w:rPr>
-              <w:t>г. Москва, Телеграфный пер., д.9, кв.10..  Арестована 1 июня 1936 г.</w:t>
+              <w:t>г. Москва, Телеграфный пер., д.9, кв.</w:t>
+            </w:r>
+            <w:proofErr w:type="gramStart"/>
+            <w:r>
+              <w:rPr>
+                <w:rFonts w:ascii="Arial" w:hAnsi="Arial" w:cs="Arial"/>
+                <w:sz w:val="16"/>
+                <w:szCs w:val="16"/>
+                <w:lang w:val="ru-RU"/>
+              </w:rPr>
+              <w:t>10..</w:t>
+            </w:r>
+            <w:proofErr w:type="gramEnd"/>
+            <w:r>
+              <w:rPr>
+                <w:rFonts w:ascii="Arial" w:hAnsi="Arial" w:cs="Arial"/>
+                <w:sz w:val="16"/>
+                <w:szCs w:val="16"/>
+                <w:lang w:val="ru-RU"/>
+              </w:rPr>
+              <w:t xml:space="preserve">  Арестована 1 июня 1936 г.</w:t>
             </w:r>
             <w:r>
               <w:rPr>
@@ -1926,7 +1795,27 @@
                 <w:szCs w:val="16"/>
                 <w:lang w:val="ru-RU"/>
               </w:rPr>
-              <w:t>Приговорена: ВКВС СССР 5 октября 1936 г., обв.:</w:t>
+              <w:t xml:space="preserve">Приговорена: ВКВС СССР 5 октября 1936 г., </w:t>
+            </w:r>
+            <w:proofErr w:type="spellStart"/>
+            <w:r>
+              <w:rPr>
+                <w:rFonts w:ascii="Arial" w:hAnsi="Arial" w:cs="Arial"/>
+                <w:sz w:val="16"/>
+                <w:szCs w:val="16"/>
+                <w:lang w:val="ru-RU"/>
+              </w:rPr>
+              <w:t>обв</w:t>
+            </w:r>
+            <w:proofErr w:type="spellEnd"/>
+            <w:r>
+              <w:rPr>
+                <w:rFonts w:ascii="Arial" w:hAnsi="Arial" w:cs="Arial"/>
+                <w:sz w:val="16"/>
+                <w:szCs w:val="16"/>
+                <w:lang w:val="ru-RU"/>
+              </w:rPr>
+              <w:t>.:</w:t>
             </w:r>
             <w:r>
               <w:rPr>
@@ -1943,7 +1832,27 @@
                 <w:szCs w:val="16"/>
                 <w:lang w:val="ru-RU"/>
               </w:rPr>
-              <w:t>к.-р. террористической деятельности..Расстреляна 5 октября 1936 г. Место захоронения - Москва, Донское кладбище. Реабилитирована 5 марта 1959 г. ВКВС СССР</w:t>
+              <w:t xml:space="preserve">к.-р. террористической </w:t>
+            </w:r>
+            <w:proofErr w:type="spellStart"/>
+            <w:r>
+              <w:rPr>
+                <w:rFonts w:ascii="Arial" w:hAnsi="Arial" w:cs="Arial"/>
+                <w:sz w:val="16"/>
+                <w:szCs w:val="16"/>
+                <w:lang w:val="ru-RU"/>
+              </w:rPr>
+              <w:t>деятельности..Расстреляна</w:t>
+            </w:r>
+            <w:proofErr w:type="spellEnd"/>
+            <w:r>
+              <w:rPr>
+                <w:rFonts w:ascii="Arial" w:hAnsi="Arial" w:cs="Arial"/>
+                <w:sz w:val="16"/>
+                <w:szCs w:val="16"/>
+                <w:lang w:val="ru-RU"/>
+              </w:rPr>
+              <w:t xml:space="preserve"> 5 октября 1936 г. Место захоронения - Москва, Донское кладбище. Реабилитирована 5 марта 1959 г. ВКВС СССР</w:t>
             </w:r>
           </w:p>
           <w:p>
@@ -1985,7 +1894,7 @@
               </w:rPr>
               <w:t xml:space="preserve">;  </w:t>
             </w:r>
-            <w:hyperlink r:id="rId6" w:history="1">
+            <w:hyperlink r:id="rId7" w:history="1">
               <w:r>
                 <w:rPr>
                   <w:rStyle w:val="Hyperlink"/>
@@ -2029,7 +1938,29 @@
                 <w:szCs w:val="16"/>
                 <w:lang w:val="ru-RU"/>
               </w:rPr>
-              <w:t xml:space="preserve">Дорфман-Цветкова Мария Симоновна  33 года </w:t>
+              <w:t xml:space="preserve">Дорфман-Цветкова Мария </w:t>
+            </w:r>
+            <w:proofErr w:type="gramStart"/>
+            <w:r>
+              <w:rPr>
+                <w:rFonts w:ascii="Arial" w:hAnsi="Arial" w:cs="Arial"/>
+                <w:b/>
+                <w:sz w:val="16"/>
+                <w:szCs w:val="16"/>
+                <w:lang w:val="ru-RU"/>
+              </w:rPr>
+              <w:t>Симоновна  33</w:t>
+            </w:r>
+            <w:proofErr w:type="gramEnd"/>
+            <w:r>
+              <w:rPr>
+                <w:rFonts w:ascii="Arial" w:hAnsi="Arial" w:cs="Arial"/>
+                <w:b/>
+                <w:sz w:val="16"/>
+                <w:szCs w:val="16"/>
+                <w:lang w:val="ru-RU"/>
+              </w:rPr>
+              <w:t xml:space="preserve"> года </w:t>
             </w:r>
             <w:r>
               <w:rPr>
@@ -2060,7 +1991,47 @@
                 <w:szCs w:val="16"/>
                 <w:lang w:val="ru-RU"/>
               </w:rPr>
-              <w:t>09.01.1903 г.р., м.р.: Латвия, Резекне, еврейка, образование: высшее, член ВКП(б) с 1928 г., завод «Комсомолец», инженер-экономист, прож.:</w:t>
+              <w:t xml:space="preserve">09.01.1903 г.р., </w:t>
+            </w:r>
+            <w:proofErr w:type="spellStart"/>
+            <w:r>
+              <w:rPr>
+                <w:rFonts w:ascii="Arial" w:hAnsi="Arial" w:cs="Arial"/>
+                <w:sz w:val="16"/>
+                <w:szCs w:val="16"/>
+                <w:lang w:val="ru-RU"/>
+              </w:rPr>
+              <w:t>м.р</w:t>
+            </w:r>
+            <w:proofErr w:type="spellEnd"/>
+            <w:r>
+              <w:rPr>
+                <w:rFonts w:ascii="Arial" w:hAnsi="Arial" w:cs="Arial"/>
+                <w:sz w:val="16"/>
+                <w:szCs w:val="16"/>
+                <w:lang w:val="ru-RU"/>
+              </w:rPr>
+              <w:t xml:space="preserve">.: Латвия, Резекне, еврейка, образование: высшее, член ВКП(б) с 1928 г., завод «Комсомолец», инженер-экономист, </w:t>
+            </w:r>
+            <w:proofErr w:type="spellStart"/>
+            <w:r>
+              <w:rPr>
+                <w:rFonts w:ascii="Arial" w:hAnsi="Arial" w:cs="Arial"/>
+                <w:sz w:val="16"/>
+                <w:szCs w:val="16"/>
+                <w:lang w:val="ru-RU"/>
+              </w:rPr>
+              <w:t>прож</w:t>
+            </w:r>
+            <w:proofErr w:type="spellEnd"/>
+            <w:r>
+              <w:rPr>
+                <w:rFonts w:ascii="Arial" w:hAnsi="Arial" w:cs="Arial"/>
+                <w:sz w:val="16"/>
+                <w:szCs w:val="16"/>
+                <w:lang w:val="ru-RU"/>
+              </w:rPr>
+              <w:t>.:</w:t>
             </w:r>
             <w:r>
               <w:rPr>
@@ -2087,7 +2058,27 @@
                 <w:szCs w:val="16"/>
                 <w:lang w:val="ru-RU"/>
               </w:rPr>
-              <w:t>осковская обл.,  арестована 23.02.1936.  Приговор: ВК ВС СССР, 11.10.1936 — ВМН</w:t>
+              <w:t>осковская обл.</w:t>
+            </w:r>
+            <w:proofErr w:type="gramStart"/>
+            <w:r>
+              <w:rPr>
+                <w:rFonts w:ascii="Arial" w:hAnsi="Arial" w:cs="Arial"/>
+                <w:sz w:val="16"/>
+                <w:szCs w:val="16"/>
+                <w:lang w:val="ru-RU"/>
+              </w:rPr>
+              <w:t>,  арестована</w:t>
+            </w:r>
+            <w:proofErr w:type="gramEnd"/>
+            <w:r>
+              <w:rPr>
+                <w:rFonts w:ascii="Arial" w:hAnsi="Arial" w:cs="Arial"/>
+                <w:sz w:val="16"/>
+                <w:szCs w:val="16"/>
+                <w:lang w:val="ru-RU"/>
+              </w:rPr>
+              <w:t xml:space="preserve"> 23.02.1936.  Приговор: ВК ВС СССР, 11.10.1936 — ВМН</w:t>
             </w:r>
           </w:p>
           <w:p>
@@ -2153,7 +2144,7 @@
               </w:rPr>
               <w:t xml:space="preserve">;  </w:t>
             </w:r>
-            <w:hyperlink r:id="rId7" w:history="1">
+            <w:hyperlink r:id="rId8" w:history="1">
               <w:r>
                 <w:rPr>
                   <w:rStyle w:val="Hyperlink"/>
@@ -2196,6 +2187,7 @@
                 <w:lang w:val="ru-RU"/>
               </w:rPr>
             </w:pPr>
+            <w:proofErr w:type="spellStart"/>
             <w:r>
               <w:rPr>
                 <w:rFonts w:ascii="Arial" w:hAnsi="Arial" w:cs="Arial"/>
@@ -2205,7 +2197,56 @@
                 <w:szCs w:val="16"/>
                 <w:lang w:val="ru-RU"/>
               </w:rPr>
-              <w:t xml:space="preserve">Дрейер-Вострухина Юлия Оттовна  45 лет </w:t>
+              <w:t>Дрейер-Вострухина</w:t>
+            </w:r>
+            <w:proofErr w:type="spellEnd"/>
+            <w:r>
+              <w:rPr>
+                <w:rFonts w:ascii="Arial" w:hAnsi="Arial" w:cs="Arial"/>
+                <w:b/>
+                <w:bCs/>
+                <w:sz w:val="16"/>
+                <w:szCs w:val="16"/>
+                <w:lang w:val="ru-RU"/>
+              </w:rPr>
+              <w:t xml:space="preserve"> Юлия </w:t>
+            </w:r>
+            <w:proofErr w:type="spellStart"/>
+            <w:proofErr w:type="gramStart"/>
+            <w:r>
+              <w:rPr>
+                <w:rFonts w:ascii="Arial" w:hAnsi="Arial" w:cs="Arial"/>
+                <w:b/>
+                <w:bCs/>
+                <w:sz w:val="16"/>
+                <w:szCs w:val="16"/>
+                <w:lang w:val="ru-RU"/>
+              </w:rPr>
+              <w:t>Оттовна</w:t>
+            </w:r>
+            <w:proofErr w:type="spellEnd"/>
+            <w:r>
+              <w:rPr>
+                <w:rFonts w:ascii="Arial" w:hAnsi="Arial" w:cs="Arial"/>
+                <w:b/>
+                <w:bCs/>
+                <w:sz w:val="16"/>
+                <w:szCs w:val="16"/>
+                <w:lang w:val="ru-RU"/>
+              </w:rPr>
+              <w:t xml:space="preserve">  45</w:t>
+            </w:r>
+            <w:proofErr w:type="gramEnd"/>
+            <w:r>
+              <w:rPr>
+                <w:rFonts w:ascii="Arial" w:hAnsi="Arial" w:cs="Arial"/>
+                <w:b/>
+                <w:bCs/>
+                <w:sz w:val="16"/>
+                <w:szCs w:val="16"/>
+                <w:lang w:val="ru-RU"/>
+              </w:rPr>
+              <w:t xml:space="preserve"> лет </w:t>
             </w:r>
             <w:r>
               <w:rPr>
@@ -2251,7 +2292,67 @@
                 <w:szCs w:val="16"/>
                 <w:lang w:val="ru-RU"/>
               </w:rPr>
-              <w:t>Родилась в  1891 г., г. Касимов Рязанской обл., Преподаватель ин. яз, арестована  26 февраля 1936 г. Приговор: ВМН</w:t>
+              <w:t xml:space="preserve">Родилась </w:t>
+            </w:r>
+            <w:proofErr w:type="gramStart"/>
+            <w:r>
+              <w:rPr>
+                <w:rFonts w:ascii="Arial" w:hAnsi="Arial" w:cs="Arial"/>
+                <w:sz w:val="16"/>
+                <w:szCs w:val="16"/>
+                <w:lang w:val="ru-RU"/>
+              </w:rPr>
+              <w:t>в  1891</w:t>
+            </w:r>
+            <w:proofErr w:type="gramEnd"/>
+            <w:r>
+              <w:rPr>
+                <w:rFonts w:ascii="Arial" w:hAnsi="Arial" w:cs="Arial"/>
+                <w:sz w:val="16"/>
+                <w:szCs w:val="16"/>
+                <w:lang w:val="ru-RU"/>
+              </w:rPr>
+              <w:t xml:space="preserve"> г., г. Касимов Рязанской обл., Преподаватель ин. </w:t>
+            </w:r>
+            <w:proofErr w:type="spellStart"/>
+            <w:r>
+              <w:rPr>
+                <w:rFonts w:ascii="Arial" w:hAnsi="Arial" w:cs="Arial"/>
+                <w:sz w:val="16"/>
+                <w:szCs w:val="16"/>
+                <w:lang w:val="ru-RU"/>
+              </w:rPr>
+              <w:t>яз</w:t>
+            </w:r>
+            <w:proofErr w:type="spellEnd"/>
+            <w:r>
+              <w:rPr>
+                <w:rFonts w:ascii="Arial" w:hAnsi="Arial" w:cs="Arial"/>
+                <w:sz w:val="16"/>
+                <w:szCs w:val="16"/>
+                <w:lang w:val="ru-RU"/>
+              </w:rPr>
+              <w:t xml:space="preserve">, </w:t>
+            </w:r>
+            <w:proofErr w:type="gramStart"/>
+            <w:r>
+              <w:rPr>
+                <w:rFonts w:ascii="Arial" w:hAnsi="Arial" w:cs="Arial"/>
+                <w:sz w:val="16"/>
+                <w:szCs w:val="16"/>
+                <w:lang w:val="ru-RU"/>
+              </w:rPr>
+              <w:t>арестована  26</w:t>
+            </w:r>
+            <w:proofErr w:type="gramEnd"/>
+            <w:r>
+              <w:rPr>
+                <w:rFonts w:ascii="Arial" w:hAnsi="Arial" w:cs="Arial"/>
+                <w:sz w:val="16"/>
+                <w:szCs w:val="16"/>
+                <w:lang w:val="ru-RU"/>
+              </w:rPr>
+              <w:t xml:space="preserve"> февраля 1936 г. Приговор: ВМН</w:t>
             </w:r>
           </w:p>
           <w:p>
@@ -2291,7 +2392,7 @@
               </w:rPr>
               <w:t xml:space="preserve">;  </w:t>
             </w:r>
-            <w:hyperlink r:id="rId8" w:history="1">
+            <w:hyperlink r:id="rId9" w:history="1">
               <w:r>
                 <w:rPr>
                   <w:rStyle w:val="Hyperlink"/>
@@ -2343,7 +2444,31 @@
                 <w:szCs w:val="16"/>
                 <w:lang w:val="ru-RU"/>
               </w:rPr>
-              <w:t xml:space="preserve">Костина-Бакаева Анна Порфирьевна  41 год </w:t>
+              <w:t xml:space="preserve">Костина-Бакаева Анна </w:t>
+            </w:r>
+            <w:proofErr w:type="gramStart"/>
+            <w:r>
+              <w:rPr>
+                <w:rFonts w:ascii="Arial" w:hAnsi="Arial" w:cs="Arial"/>
+                <w:b/>
+                <w:bCs/>
+                <w:sz w:val="16"/>
+                <w:szCs w:val="16"/>
+                <w:lang w:val="ru-RU"/>
+              </w:rPr>
+              <w:t>Порфирьевна  41</w:t>
+            </w:r>
+            <w:proofErr w:type="gramEnd"/>
+            <w:r>
+              <w:rPr>
+                <w:rFonts w:ascii="Arial" w:hAnsi="Arial" w:cs="Arial"/>
+                <w:b/>
+                <w:bCs/>
+                <w:sz w:val="16"/>
+                <w:szCs w:val="16"/>
+                <w:lang w:val="ru-RU"/>
+              </w:rPr>
+              <w:t xml:space="preserve"> год </w:t>
             </w:r>
             <w:r>
               <w:rPr>
@@ -2398,7 +2523,27 @@
                 <w:szCs w:val="16"/>
                 <w:lang w:val="ru-RU"/>
               </w:rPr>
-              <w:t>7.02.1895, с.Фатчино Трубчевского уезда Орловской губ.; русская; образование н</w:t>
+              <w:t xml:space="preserve">7.02.1895, </w:t>
+            </w:r>
+            <w:proofErr w:type="spellStart"/>
+            <w:r>
+              <w:rPr>
+                <w:rFonts w:ascii="Arial" w:hAnsi="Arial" w:cs="Arial"/>
+                <w:sz w:val="16"/>
+                <w:szCs w:val="16"/>
+                <w:lang w:val="ru-RU"/>
+              </w:rPr>
+              <w:t>с.Фатчино</w:t>
+            </w:r>
+            <w:proofErr w:type="spellEnd"/>
+            <w:r>
+              <w:rPr>
+                <w:rFonts w:ascii="Arial" w:hAnsi="Arial" w:cs="Arial"/>
+                <w:sz w:val="16"/>
+                <w:szCs w:val="16"/>
+                <w:lang w:val="ru-RU"/>
+              </w:rPr>
+              <w:t xml:space="preserve"> Трубчевского уезда Орловской губ.; русская; образование н</w:t>
             </w:r>
             <w:r>
               <w:rPr>
@@ -2416,7 +2561,58 @@
                 <w:szCs w:val="16"/>
                 <w:lang w:val="ru-RU"/>
               </w:rPr>
-              <w:t>высшее; член ВКП(б); токарь на Московском автомобильном заводе им.Сталина.. Прож.:</w:t>
+              <w:t xml:space="preserve">высшее; член ВКП(б); токарь на Московском автомобильном заводе </w:t>
+            </w:r>
+            <w:proofErr w:type="spellStart"/>
+            <w:proofErr w:type="gramStart"/>
+            <w:r>
+              <w:rPr>
+                <w:rFonts w:ascii="Arial" w:hAnsi="Arial" w:cs="Arial"/>
+                <w:sz w:val="16"/>
+                <w:szCs w:val="16"/>
+                <w:lang w:val="ru-RU"/>
+              </w:rPr>
+              <w:t>им.Сталина</w:t>
+            </w:r>
+            <w:proofErr w:type="spellEnd"/>
+            <w:r>
+              <w:rPr>
+                <w:rFonts w:ascii="Arial" w:hAnsi="Arial" w:cs="Arial"/>
+                <w:sz w:val="16"/>
+                <w:szCs w:val="16"/>
+                <w:lang w:val="ru-RU"/>
+              </w:rPr>
+              <w:t>..</w:t>
+            </w:r>
+            <w:proofErr w:type="gramEnd"/>
+            <w:r>
+              <w:rPr>
+                <w:rFonts w:ascii="Arial" w:hAnsi="Arial" w:cs="Arial"/>
+                <w:sz w:val="16"/>
+                <w:szCs w:val="16"/>
+                <w:lang w:val="ru-RU"/>
+              </w:rPr>
+              <w:t xml:space="preserve"> </w:t>
+            </w:r>
+            <w:proofErr w:type="spellStart"/>
+            <w:r>
+              <w:rPr>
+                <w:rFonts w:ascii="Arial" w:hAnsi="Arial" w:cs="Arial"/>
+                <w:sz w:val="16"/>
+                <w:szCs w:val="16"/>
+                <w:lang w:val="ru-RU"/>
+              </w:rPr>
+              <w:t>Прож</w:t>
+            </w:r>
+            <w:proofErr w:type="spellEnd"/>
+            <w:r>
+              <w:rPr>
+                <w:rFonts w:ascii="Arial" w:hAnsi="Arial" w:cs="Arial"/>
+                <w:sz w:val="16"/>
+                <w:szCs w:val="16"/>
+                <w:lang w:val="ru-RU"/>
+              </w:rPr>
+              <w:t>.:</w:t>
             </w:r>
             <w:r>
               <w:rPr>
@@ -2442,7 +2638,47 @@
                 <w:szCs w:val="16"/>
                 <w:lang w:val="ru-RU"/>
               </w:rPr>
-              <w:t>Москва, Хохловский пер., д.11, кв.13..  Арестована 9 июля 1936 г. Приговорена: ВКВС СССР 4 ноября 1936 г., обв.:</w:t>
+              <w:t>Москва, Хохловский пер., д.11, кв.</w:t>
+            </w:r>
+            <w:proofErr w:type="gramStart"/>
+            <w:r>
+              <w:rPr>
+                <w:rFonts w:ascii="Arial" w:hAnsi="Arial" w:cs="Arial"/>
+                <w:sz w:val="16"/>
+                <w:szCs w:val="16"/>
+                <w:lang w:val="ru-RU"/>
+              </w:rPr>
+              <w:t>13..</w:t>
+            </w:r>
+            <w:proofErr w:type="gramEnd"/>
+            <w:r>
+              <w:rPr>
+                <w:rFonts w:ascii="Arial" w:hAnsi="Arial" w:cs="Arial"/>
+                <w:sz w:val="16"/>
+                <w:szCs w:val="16"/>
+                <w:lang w:val="ru-RU"/>
+              </w:rPr>
+              <w:t xml:space="preserve">  Арестована 9 июля 1936 г. Приговорена: ВКВС СССР 4 ноября 1936 г., </w:t>
+            </w:r>
+            <w:proofErr w:type="spellStart"/>
+            <w:r>
+              <w:rPr>
+                <w:rFonts w:ascii="Arial" w:hAnsi="Arial" w:cs="Arial"/>
+                <w:sz w:val="16"/>
+                <w:szCs w:val="16"/>
+                <w:lang w:val="ru-RU"/>
+              </w:rPr>
+              <w:t>обв</w:t>
+            </w:r>
+            <w:proofErr w:type="spellEnd"/>
+            <w:r>
+              <w:rPr>
+                <w:rFonts w:ascii="Arial" w:hAnsi="Arial" w:cs="Arial"/>
+                <w:sz w:val="16"/>
+                <w:szCs w:val="16"/>
+                <w:lang w:val="ru-RU"/>
+              </w:rPr>
+              <w:t>.:</w:t>
             </w:r>
             <w:r>
               <w:rPr>
@@ -2459,7 +2695,27 @@
                 <w:szCs w:val="16"/>
                 <w:lang w:val="ru-RU"/>
               </w:rPr>
-              <w:t>к.-р. террористической деятельности..Расстреляна 4 ноября 1936 г. Место захоронения</w:t>
+              <w:t xml:space="preserve">к.-р. террористической </w:t>
+            </w:r>
+            <w:proofErr w:type="spellStart"/>
+            <w:r>
+              <w:rPr>
+                <w:rFonts w:ascii="Arial" w:hAnsi="Arial" w:cs="Arial"/>
+                <w:sz w:val="16"/>
+                <w:szCs w:val="16"/>
+                <w:lang w:val="ru-RU"/>
+              </w:rPr>
+              <w:t>деятельности..Расстреляна</w:t>
+            </w:r>
+            <w:proofErr w:type="spellEnd"/>
+            <w:r>
+              <w:rPr>
+                <w:rFonts w:ascii="Arial" w:hAnsi="Arial" w:cs="Arial"/>
+                <w:sz w:val="16"/>
+                <w:szCs w:val="16"/>
+                <w:lang w:val="ru-RU"/>
+              </w:rPr>
+              <w:t xml:space="preserve"> 4 ноября 1936 г. Место захоронения</w:t>
             </w:r>
             <w:r>
               <w:rPr>
@@ -2531,7 +2787,47 @@
                 <w:szCs w:val="16"/>
                 <w:lang w:val="ru-RU"/>
               </w:rPr>
-              <w:t>е сестры Зинаида Костина-Ховрунова расстреляна 4 ноября 1937 г. и Александра Катерухина; сестра Нина Костина расстреляна там же 1 ноября 1937 г.)</w:t>
+              <w:t>е сестры Зинаида Костина-</w:t>
+            </w:r>
+            <w:proofErr w:type="spellStart"/>
+            <w:r>
+              <w:rPr>
+                <w:rFonts w:ascii="Arial" w:hAnsi="Arial" w:cs="Arial"/>
+                <w:sz w:val="16"/>
+                <w:szCs w:val="16"/>
+                <w:lang w:val="ru-RU"/>
+              </w:rPr>
+              <w:t>Ховрунова</w:t>
+            </w:r>
+            <w:proofErr w:type="spellEnd"/>
+            <w:r>
+              <w:rPr>
+                <w:rFonts w:ascii="Arial" w:hAnsi="Arial" w:cs="Arial"/>
+                <w:sz w:val="16"/>
+                <w:szCs w:val="16"/>
+                <w:lang w:val="ru-RU"/>
+              </w:rPr>
+              <w:t xml:space="preserve"> расстреляна 4 ноября 1937 г. и Александра </w:t>
+            </w:r>
+            <w:proofErr w:type="spellStart"/>
+            <w:r>
+              <w:rPr>
+                <w:rFonts w:ascii="Arial" w:hAnsi="Arial" w:cs="Arial"/>
+                <w:sz w:val="16"/>
+                <w:szCs w:val="16"/>
+                <w:lang w:val="ru-RU"/>
+              </w:rPr>
+              <w:t>Катерухина</w:t>
+            </w:r>
+            <w:proofErr w:type="spellEnd"/>
+            <w:r>
+              <w:rPr>
+                <w:rFonts w:ascii="Arial" w:hAnsi="Arial" w:cs="Arial"/>
+                <w:sz w:val="16"/>
+                <w:szCs w:val="16"/>
+                <w:lang w:val="ru-RU"/>
+              </w:rPr>
+              <w:t>; сестра Нина Костина расстреляна там же 1 ноября 1937 г.)</w:t>
             </w:r>
           </w:p>
           <w:p>
@@ -2573,7 +2869,7 @@
               </w:rPr>
               <w:t xml:space="preserve">;  </w:t>
             </w:r>
-            <w:hyperlink r:id="rId9" w:history="1">
+            <w:hyperlink r:id="rId10" w:history="1">
               <w:r>
                 <w:rPr>
                   <w:rStyle w:val="Hyperlink"/>
@@ -2626,6 +2922,7 @@
                 <w:szCs w:val="16"/>
                 <w:lang w:val="ru-RU"/>
               </w:rPr>
+              <w:lastRenderedPageBreak/>
               <w:t>Нестерова</w:t>
             </w:r>
             <w:r>
@@ -2647,7 +2944,31 @@
                 <w:szCs w:val="16"/>
                 <w:lang w:val="ru-RU"/>
               </w:rPr>
-              <w:t xml:space="preserve">Мария Павловна  32 года </w:t>
+              <w:t xml:space="preserve">Мария </w:t>
+            </w:r>
+            <w:proofErr w:type="gramStart"/>
+            <w:r>
+              <w:rPr>
+                <w:rFonts w:ascii="Arial" w:hAnsi="Arial" w:cs="Arial"/>
+                <w:b/>
+                <w:bCs/>
+                <w:sz w:val="16"/>
+                <w:szCs w:val="16"/>
+                <w:lang w:val="ru-RU"/>
+              </w:rPr>
+              <w:t>Павловна  32</w:t>
+            </w:r>
+            <w:proofErr w:type="gramEnd"/>
+            <w:r>
+              <w:rPr>
+                <w:rFonts w:ascii="Arial" w:hAnsi="Arial" w:cs="Arial"/>
+                <w:b/>
+                <w:bCs/>
+                <w:sz w:val="16"/>
+                <w:szCs w:val="16"/>
+                <w:lang w:val="ru-RU"/>
+              </w:rPr>
+              <w:t xml:space="preserve"> года </w:t>
             </w:r>
           </w:p>
           <w:p>
@@ -2706,7 +3027,29 @@
                 <w:szCs w:val="16"/>
                 <w:lang w:val="ru-RU"/>
               </w:rPr>
-              <w:t>Источник: Ленинградский мартиролог: 1937-1938, том 13</w:t>
+              <w:t xml:space="preserve">Источник: Ленинградский мартиролог: </w:t>
+            </w:r>
+            <w:proofErr w:type="gramStart"/>
+            <w:r>
+              <w:rPr>
+                <w:rFonts w:ascii="Arial" w:hAnsi="Arial" w:cs="Arial"/>
+                <w:b/>
+                <w:sz w:val="16"/>
+                <w:szCs w:val="16"/>
+                <w:lang w:val="ru-RU"/>
+              </w:rPr>
+              <w:t>1937-1938</w:t>
+            </w:r>
+            <w:proofErr w:type="gramEnd"/>
+            <w:r>
+              <w:rPr>
+                <w:rFonts w:ascii="Arial" w:hAnsi="Arial" w:cs="Arial"/>
+                <w:b/>
+                <w:sz w:val="16"/>
+                <w:szCs w:val="16"/>
+                <w:lang w:val="ru-RU"/>
+              </w:rPr>
+              <w:t>, том 13</w:t>
             </w:r>
             <w:r>
               <w:rPr>
@@ -2718,7 +3061,7 @@
               </w:rPr>
               <w:t xml:space="preserve">;  </w:t>
             </w:r>
-            <w:hyperlink r:id="rId10" w:history="1">
+            <w:hyperlink r:id="rId11" w:history="1">
               <w:r>
                 <w:rPr>
                   <w:rStyle w:val="Hyperlink"/>
@@ -2794,7 +3137,31 @@
                 <w:szCs w:val="16"/>
                 <w:lang w:val="ru-RU"/>
               </w:rPr>
-              <w:t xml:space="preserve">Анна Васильевна  46 лет </w:t>
+              <w:t xml:space="preserve">Анна </w:t>
+            </w:r>
+            <w:proofErr w:type="gramStart"/>
+            <w:r>
+              <w:rPr>
+                <w:rFonts w:ascii="Arial" w:hAnsi="Arial" w:cs="Arial"/>
+                <w:b/>
+                <w:bCs/>
+                <w:sz w:val="16"/>
+                <w:szCs w:val="16"/>
+                <w:lang w:val="ru-RU"/>
+              </w:rPr>
+              <w:t>Васильевна  46</w:t>
+            </w:r>
+            <w:proofErr w:type="gramEnd"/>
+            <w:r>
+              <w:rPr>
+                <w:rFonts w:ascii="Arial" w:hAnsi="Arial" w:cs="Arial"/>
+                <w:b/>
+                <w:bCs/>
+                <w:sz w:val="16"/>
+                <w:szCs w:val="16"/>
+                <w:lang w:val="ru-RU"/>
+              </w:rPr>
+              <w:t xml:space="preserve"> лет </w:t>
             </w:r>
           </w:p>
           <w:p>
@@ -2853,8 +3220,9 @@
                 <w:szCs w:val="16"/>
                 <w:lang w:val="ru-RU"/>
               </w:rPr>
-              <w:t>Источник: Ленинградский мартиролог: 1937-1938, том 13</w:t>
-            </w:r>
+              <w:t xml:space="preserve">Источник: Ленинградский мартиролог: </w:t>
+            </w:r>
+            <w:proofErr w:type="gramStart"/>
             <w:r>
               <w:rPr>
                 <w:rFonts w:ascii="Arial" w:hAnsi="Arial" w:cs="Arial"/>
@@ -2865,9 +3233,34 @@
                 <w:szCs w:val="16"/>
                 <w:lang w:val="ru-RU"/>
               </w:rPr>
+              <w:t>1937-1938</w:t>
+            </w:r>
+            <w:proofErr w:type="gramEnd"/>
+            <w:r>
+              <w:rPr>
+                <w:rFonts w:ascii="Arial" w:hAnsi="Arial" w:cs="Arial"/>
+                <w:b/>
+                <w:bCs/>
+                <w:i/>
+                <w:sz w:val="16"/>
+                <w:szCs w:val="16"/>
+                <w:lang w:val="ru-RU"/>
+              </w:rPr>
+              <w:t>, том 13</w:t>
+            </w:r>
+            <w:r>
+              <w:rPr>
+                <w:rFonts w:ascii="Arial" w:hAnsi="Arial" w:cs="Arial"/>
+                <w:b/>
+                <w:bCs/>
+                <w:i/>
+                <w:sz w:val="16"/>
+                <w:szCs w:val="16"/>
+                <w:lang w:val="ru-RU"/>
+              </w:rPr>
               <w:t xml:space="preserve">;  </w:t>
             </w:r>
-            <w:hyperlink r:id="rId11" w:history="1">
+            <w:hyperlink r:id="rId12" w:history="1">
               <w:r>
                 <w:rPr>
                   <w:rStyle w:val="Hyperlink"/>
@@ -2911,7 +3304,18 @@
                 <w:szCs w:val="16"/>
                 <w:lang w:val="ru-RU"/>
               </w:rPr>
-              <w:t>Носова Евдокия Андреевна</w:t>
+              <w:t xml:space="preserve">Носова Евдокия </w:t>
+            </w:r>
+            <w:proofErr w:type="gramStart"/>
+            <w:r>
+              <w:rPr>
+                <w:rFonts w:ascii="Arial" w:hAnsi="Arial" w:cs="Arial"/>
+                <w:b/>
+                <w:sz w:val="16"/>
+                <w:szCs w:val="16"/>
+                <w:lang w:val="ru-RU"/>
+              </w:rPr>
+              <w:t>Андреевна</w:t>
             </w:r>
             <w:r>
               <w:rPr>
@@ -2931,7 +3335,18 @@
                 <w:szCs w:val="16"/>
                 <w:lang w:val="ru-RU"/>
               </w:rPr>
-              <w:t xml:space="preserve"> 57 лет    </w:t>
+              <w:t xml:space="preserve"> 57</w:t>
+            </w:r>
+            <w:proofErr w:type="gramEnd"/>
+            <w:r>
+              <w:rPr>
+                <w:rFonts w:ascii="Arial" w:hAnsi="Arial" w:cs="Arial"/>
+                <w:b/>
+                <w:sz w:val="16"/>
+                <w:szCs w:val="16"/>
+                <w:lang w:val="ru-RU"/>
+              </w:rPr>
+              <w:t xml:space="preserve"> лет    </w:t>
             </w:r>
           </w:p>
           <w:p>
@@ -2952,7 +3367,67 @@
                 <w:szCs w:val="16"/>
                 <w:lang w:val="ru-RU"/>
               </w:rPr>
-              <w:t>1879 г.р., м.р.: Владимирская обл., Юрьев-Польский р-н, д. Подвязье. Прож. там же, крестьянка, арестована 08.09.1936. Приговор: ВМН. Расстреляна</w:t>
+              <w:t xml:space="preserve">1879 г.р., </w:t>
+            </w:r>
+            <w:proofErr w:type="spellStart"/>
+            <w:r>
+              <w:rPr>
+                <w:rFonts w:ascii="Arial" w:hAnsi="Arial" w:cs="Arial"/>
+                <w:sz w:val="16"/>
+                <w:szCs w:val="16"/>
+                <w:lang w:val="ru-RU"/>
+              </w:rPr>
+              <w:t>м.р</w:t>
+            </w:r>
+            <w:proofErr w:type="spellEnd"/>
+            <w:r>
+              <w:rPr>
+                <w:rFonts w:ascii="Arial" w:hAnsi="Arial" w:cs="Arial"/>
+                <w:sz w:val="16"/>
+                <w:szCs w:val="16"/>
+                <w:lang w:val="ru-RU"/>
+              </w:rPr>
+              <w:t xml:space="preserve">.: Владимирская обл., Юрьев-Польский р-н, д. </w:t>
+            </w:r>
+            <w:proofErr w:type="spellStart"/>
+            <w:r>
+              <w:rPr>
+                <w:rFonts w:ascii="Arial" w:hAnsi="Arial" w:cs="Arial"/>
+                <w:sz w:val="16"/>
+                <w:szCs w:val="16"/>
+                <w:lang w:val="ru-RU"/>
+              </w:rPr>
+              <w:t>Подвязье</w:t>
+            </w:r>
+            <w:proofErr w:type="spellEnd"/>
+            <w:r>
+              <w:rPr>
+                <w:rFonts w:ascii="Arial" w:hAnsi="Arial" w:cs="Arial"/>
+                <w:sz w:val="16"/>
+                <w:szCs w:val="16"/>
+                <w:lang w:val="ru-RU"/>
+              </w:rPr>
+              <w:t xml:space="preserve">. </w:t>
+            </w:r>
+            <w:proofErr w:type="spellStart"/>
+            <w:r>
+              <w:rPr>
+                <w:rFonts w:ascii="Arial" w:hAnsi="Arial" w:cs="Arial"/>
+                <w:sz w:val="16"/>
+                <w:szCs w:val="16"/>
+                <w:lang w:val="ru-RU"/>
+              </w:rPr>
+              <w:t>Прож</w:t>
+            </w:r>
+            <w:proofErr w:type="spellEnd"/>
+            <w:r>
+              <w:rPr>
+                <w:rFonts w:ascii="Arial" w:hAnsi="Arial" w:cs="Arial"/>
+                <w:sz w:val="16"/>
+                <w:szCs w:val="16"/>
+                <w:lang w:val="ru-RU"/>
+              </w:rPr>
+              <w:t>. там же, крестьянка, арестована 08.09.1936. Приговор: ВМН. Расстреляна</w:t>
             </w:r>
           </w:p>
           <w:p>
@@ -2989,131 +3464,6 @@
                 <w:lang w:val="ru-RU"/>
               </w:rPr>
               <w:t xml:space="preserve">.;  </w:t>
-            </w:r>
-            <w:hyperlink r:id="rId12" w:history="1">
-              <w:r>
-                <w:rPr>
-                  <w:rStyle w:val="Hyperlink"/>
-                  <w:rFonts w:ascii="Arial" w:hAnsi="Arial" w:cs="Arial"/>
-                  <w:b/>
-                  <w:bCs/>
-                  <w:color w:val="auto"/>
-                  <w:sz w:val="16"/>
-                  <w:szCs w:val="16"/>
-                  <w:lang w:val="ru-RU"/>
-                </w:rPr>
-                <w:t>Архивная ссылка</w:t>
-              </w:r>
-            </w:hyperlink>
-          </w:p>
-        </w:tc>
-      </w:tr>
-      <w:tr>
-        <w:tc>
-          <w:tcPr>
-            <w:tcW w:w="10980" w:type="dxa"/>
-            <w:shd w:val="clear" w:color="auto" w:fill="auto"/>
-            <w:vAlign w:val="center"/>
-          </w:tcPr>
-          <w:p>
-            <w:pPr>
-              <w:pStyle w:val="BodyText"/>
-              <w:pBdr>
-                <w:top w:val="none" w:sz="0" w:space="0" w:color="000000"/>
-                <w:left w:val="none" w:sz="0" w:space="0" w:color="000000"/>
-                <w:bottom w:val="none" w:sz="0" w:space="0" w:color="000000"/>
-                <w:right w:val="none" w:sz="0" w:space="0" w:color="000000"/>
-              </w:pBdr>
-              <w:snapToGrid w:val="0"/>
-              <w:spacing w:after="0" w:line="240" w:lineRule="auto"/>
-              <w:rPr>
-                <w:rFonts w:ascii="Arial" w:hAnsi="Arial" w:cs="Arial"/>
-                <w:sz w:val="16"/>
-                <w:szCs w:val="16"/>
-                <w:lang w:val="ru-RU"/>
-              </w:rPr>
-            </w:pPr>
-            <w:r>
-              <w:rPr>
-                <w:rStyle w:val="Strong"/>
-                <w:rFonts w:ascii="Arial" w:hAnsi="Arial" w:cs="Arial"/>
-                <w:sz w:val="16"/>
-                <w:szCs w:val="16"/>
-                <w:lang w:val="ru-RU"/>
-              </w:rPr>
-              <w:t xml:space="preserve">Скобенникова Антонина Алексеевна  38 лет  </w:t>
-            </w:r>
-          </w:p>
-          <w:p>
-            <w:pPr>
-              <w:pStyle w:val="BodyText"/>
-              <w:spacing w:after="0" w:line="240" w:lineRule="auto"/>
-              <w:rPr>
-                <w:rFonts w:ascii="Arial" w:hAnsi="Arial" w:cs="Arial"/>
-                <w:sz w:val="16"/>
-                <w:szCs w:val="16"/>
-                <w:lang w:val="ru-RU"/>
-              </w:rPr>
-            </w:pPr>
-            <w:r>
-              <w:rPr>
-                <w:rFonts w:ascii="Arial" w:hAnsi="Arial" w:cs="Arial"/>
-                <w:sz w:val="16"/>
-                <w:szCs w:val="16"/>
-                <w:lang w:val="ru-RU"/>
-              </w:rPr>
-              <w:t>Род. в 1898, г. Ковров. Прож.: г. Муром. Машинист. Арестована 21.04.1936. Приговор: ВМН. Расстреляна</w:t>
-            </w:r>
-          </w:p>
-          <w:p>
-            <w:pPr>
-              <w:pStyle w:val="BodyText"/>
-              <w:pBdr>
-                <w:top w:val="none" w:sz="0" w:space="0" w:color="000000"/>
-                <w:left w:val="none" w:sz="0" w:space="0" w:color="000000"/>
-                <w:bottom w:val="none" w:sz="0" w:space="0" w:color="000000"/>
-                <w:right w:val="none" w:sz="0" w:space="0" w:color="000000"/>
-              </w:pBdr>
-              <w:snapToGrid w:val="0"/>
-              <w:spacing w:after="0" w:line="240" w:lineRule="auto"/>
-              <w:ind w:right="60"/>
-              <w:rPr>
-                <w:rFonts w:ascii="Arial" w:hAnsi="Arial" w:cs="Arial"/>
-                <w:sz w:val="16"/>
-                <w:szCs w:val="16"/>
-                <w:lang w:val="ru-RU"/>
-              </w:rPr>
-            </w:pPr>
-            <w:r>
-              <w:rPr>
-                <w:rFonts w:ascii="Arial" w:hAnsi="Arial" w:cs="Arial"/>
-                <w:b/>
-                <w:sz w:val="16"/>
-                <w:szCs w:val="16"/>
-                <w:lang w:val="ru-RU"/>
-              </w:rPr>
-              <w:lastRenderedPageBreak/>
-              <w:t xml:space="preserve">Источник: </w:t>
-            </w:r>
-            <w:r>
-              <w:rPr>
-                <w:rStyle w:val="Emphasis"/>
-                <w:rFonts w:ascii="Arial" w:hAnsi="Arial" w:cs="Arial"/>
-                <w:sz w:val="16"/>
-                <w:szCs w:val="16"/>
-                <w:lang w:val="ru-RU"/>
-              </w:rPr>
-              <w:t>Книга памяти Владимирской обл.</w:t>
-            </w:r>
-            <w:r>
-              <w:rPr>
-                <w:rStyle w:val="Emphasis"/>
-                <w:rFonts w:ascii="Arial" w:hAnsi="Arial" w:cs="Arial"/>
-                <w:sz w:val="16"/>
-                <w:szCs w:val="16"/>
-                <w:lang w:val="ru-RU"/>
-              </w:rPr>
-              <w:t xml:space="preserve">;  </w:t>
             </w:r>
             <w:hyperlink r:id="rId13" w:history="1">
               <w:r>
@@ -3158,6 +3508,204 @@
                 <w:lang w:val="ru-RU"/>
               </w:rPr>
             </w:pPr>
+            <w:proofErr w:type="spellStart"/>
+            <w:r>
+              <w:rPr>
+                <w:rStyle w:val="Strong"/>
+                <w:rFonts w:ascii="Arial" w:hAnsi="Arial" w:cs="Arial"/>
+                <w:sz w:val="16"/>
+                <w:szCs w:val="16"/>
+                <w:lang w:val="ru-RU"/>
+              </w:rPr>
+              <w:t>Скобенникова</w:t>
+            </w:r>
+            <w:proofErr w:type="spellEnd"/>
+            <w:r>
+              <w:rPr>
+                <w:rStyle w:val="Strong"/>
+                <w:rFonts w:ascii="Arial" w:hAnsi="Arial" w:cs="Arial"/>
+                <w:sz w:val="16"/>
+                <w:szCs w:val="16"/>
+                <w:lang w:val="ru-RU"/>
+              </w:rPr>
+              <w:t xml:space="preserve"> Антонина </w:t>
+            </w:r>
+            <w:proofErr w:type="gramStart"/>
+            <w:r>
+              <w:rPr>
+                <w:rStyle w:val="Strong"/>
+                <w:rFonts w:ascii="Arial" w:hAnsi="Arial" w:cs="Arial"/>
+                <w:sz w:val="16"/>
+                <w:szCs w:val="16"/>
+                <w:lang w:val="ru-RU"/>
+              </w:rPr>
+              <w:t>Алексеевна  38</w:t>
+            </w:r>
+            <w:proofErr w:type="gramEnd"/>
+            <w:r>
+              <w:rPr>
+                <w:rStyle w:val="Strong"/>
+                <w:rFonts w:ascii="Arial" w:hAnsi="Arial" w:cs="Arial"/>
+                <w:sz w:val="16"/>
+                <w:szCs w:val="16"/>
+                <w:lang w:val="ru-RU"/>
+              </w:rPr>
+              <w:t xml:space="preserve"> лет  </w:t>
+            </w:r>
+          </w:p>
+          <w:p>
+            <w:pPr>
+              <w:pStyle w:val="BodyText"/>
+              <w:spacing w:after="0" w:line="240" w:lineRule="auto"/>
+              <w:rPr>
+                <w:rFonts w:ascii="Arial" w:hAnsi="Arial" w:cs="Arial"/>
+                <w:sz w:val="16"/>
+                <w:szCs w:val="16"/>
+                <w:lang w:val="ru-RU"/>
+              </w:rPr>
+            </w:pPr>
+            <w:r>
+              <w:rPr>
+                <w:rFonts w:ascii="Arial" w:hAnsi="Arial" w:cs="Arial"/>
+                <w:sz w:val="16"/>
+                <w:szCs w:val="16"/>
+                <w:lang w:val="ru-RU"/>
+              </w:rPr>
+              <w:t xml:space="preserve">Род. </w:t>
+            </w:r>
+            <w:proofErr w:type="gramStart"/>
+            <w:r>
+              <w:rPr>
+                <w:rFonts w:ascii="Arial" w:hAnsi="Arial" w:cs="Arial"/>
+                <w:sz w:val="16"/>
+                <w:szCs w:val="16"/>
+                <w:lang w:val="ru-RU"/>
+              </w:rPr>
+              <w:t>в 1898,</w:t>
+            </w:r>
+            <w:proofErr w:type="gramEnd"/>
+            <w:r>
+              <w:rPr>
+                <w:rFonts w:ascii="Arial" w:hAnsi="Arial" w:cs="Arial"/>
+                <w:sz w:val="16"/>
+                <w:szCs w:val="16"/>
+                <w:lang w:val="ru-RU"/>
+              </w:rPr>
+              <w:t xml:space="preserve"> г. Ковров. </w:t>
+            </w:r>
+            <w:proofErr w:type="spellStart"/>
+            <w:r>
+              <w:rPr>
+                <w:rFonts w:ascii="Arial" w:hAnsi="Arial" w:cs="Arial"/>
+                <w:sz w:val="16"/>
+                <w:szCs w:val="16"/>
+                <w:lang w:val="ru-RU"/>
+              </w:rPr>
+              <w:t>Прож</w:t>
+            </w:r>
+            <w:proofErr w:type="spellEnd"/>
+            <w:r>
+              <w:rPr>
+                <w:rFonts w:ascii="Arial" w:hAnsi="Arial" w:cs="Arial"/>
+                <w:sz w:val="16"/>
+                <w:szCs w:val="16"/>
+                <w:lang w:val="ru-RU"/>
+              </w:rPr>
+              <w:t>.: г. Муром. Машинист. Арестована 21.04.1936. Приговор: ВМН. Расстреляна</w:t>
+            </w:r>
+          </w:p>
+          <w:p>
+            <w:pPr>
+              <w:pStyle w:val="BodyText"/>
+              <w:pBdr>
+                <w:top w:val="none" w:sz="0" w:space="0" w:color="000000"/>
+                <w:left w:val="none" w:sz="0" w:space="0" w:color="000000"/>
+                <w:bottom w:val="none" w:sz="0" w:space="0" w:color="000000"/>
+                <w:right w:val="none" w:sz="0" w:space="0" w:color="000000"/>
+              </w:pBdr>
+              <w:snapToGrid w:val="0"/>
+              <w:spacing w:after="0" w:line="240" w:lineRule="auto"/>
+              <w:ind w:right="60"/>
+              <w:rPr>
+                <w:rFonts w:ascii="Arial" w:hAnsi="Arial" w:cs="Arial"/>
+                <w:sz w:val="16"/>
+                <w:szCs w:val="16"/>
+                <w:lang w:val="ru-RU"/>
+              </w:rPr>
+            </w:pPr>
+            <w:r>
+              <w:rPr>
+                <w:rFonts w:ascii="Arial" w:hAnsi="Arial" w:cs="Arial"/>
+                <w:b/>
+                <w:sz w:val="16"/>
+                <w:szCs w:val="16"/>
+                <w:lang w:val="ru-RU"/>
+              </w:rPr>
+              <w:t xml:space="preserve">Источник: </w:t>
+            </w:r>
+            <w:r>
+              <w:rPr>
+                <w:rStyle w:val="Emphasis"/>
+                <w:rFonts w:ascii="Arial" w:hAnsi="Arial" w:cs="Arial"/>
+                <w:sz w:val="16"/>
+                <w:szCs w:val="16"/>
+                <w:lang w:val="ru-RU"/>
+              </w:rPr>
+              <w:t>Книга памяти Владимирской обл.</w:t>
+            </w:r>
+            <w:r>
+              <w:rPr>
+                <w:rStyle w:val="Emphasis"/>
+                <w:rFonts w:ascii="Arial" w:hAnsi="Arial" w:cs="Arial"/>
+                <w:sz w:val="16"/>
+                <w:szCs w:val="16"/>
+                <w:lang w:val="ru-RU"/>
+              </w:rPr>
+              <w:t xml:space="preserve">;  </w:t>
+            </w:r>
+            <w:hyperlink r:id="rId14" w:history="1">
+              <w:r>
+                <w:rPr>
+                  <w:rStyle w:val="Hyperlink"/>
+                  <w:rFonts w:ascii="Arial" w:hAnsi="Arial" w:cs="Arial"/>
+                  <w:b/>
+                  <w:bCs/>
+                  <w:color w:val="auto"/>
+                  <w:sz w:val="16"/>
+                  <w:szCs w:val="16"/>
+                  <w:lang w:val="ru-RU"/>
+                </w:rPr>
+                <w:t>Архивная ссылка</w:t>
+              </w:r>
+            </w:hyperlink>
+          </w:p>
+        </w:tc>
+      </w:tr>
+      <w:tr>
+        <w:tc>
+          <w:tcPr>
+            <w:tcW w:w="10980" w:type="dxa"/>
+            <w:shd w:val="clear" w:color="auto" w:fill="auto"/>
+            <w:vAlign w:val="center"/>
+          </w:tcPr>
+          <w:p>
+            <w:pPr>
+              <w:pStyle w:val="BodyText"/>
+              <w:pBdr>
+                <w:top w:val="none" w:sz="0" w:space="0" w:color="000000"/>
+                <w:left w:val="none" w:sz="0" w:space="0" w:color="000000"/>
+                <w:bottom w:val="none" w:sz="0" w:space="0" w:color="000000"/>
+                <w:right w:val="none" w:sz="0" w:space="0" w:color="000000"/>
+              </w:pBdr>
+              <w:snapToGrid w:val="0"/>
+              <w:spacing w:after="0" w:line="240" w:lineRule="auto"/>
+              <w:rPr>
+                <w:rFonts w:ascii="Arial" w:hAnsi="Arial" w:cs="Arial"/>
+                <w:sz w:val="16"/>
+                <w:szCs w:val="16"/>
+                <w:lang w:val="ru-RU"/>
+              </w:rPr>
+            </w:pPr>
             <w:r>
               <w:rPr>
                 <w:rFonts w:ascii="Arial" w:hAnsi="Arial" w:cs="Arial"/>
@@ -3167,8 +3715,31 @@
                 <w:szCs w:val="16"/>
                 <w:lang w:val="ru-RU"/>
               </w:rPr>
-              <w:lastRenderedPageBreak/>
-              <w:t xml:space="preserve">Смирнова Ольга Ивановна  29 лет </w:t>
+              <w:t xml:space="preserve">Смирнова Ольга </w:t>
+            </w:r>
+            <w:proofErr w:type="gramStart"/>
+            <w:r>
+              <w:rPr>
+                <w:rFonts w:ascii="Arial" w:hAnsi="Arial" w:cs="Arial"/>
+                <w:b/>
+                <w:bCs/>
+                <w:sz w:val="16"/>
+                <w:szCs w:val="16"/>
+                <w:lang w:val="ru-RU"/>
+              </w:rPr>
+              <w:t>Ивановна  29</w:t>
+            </w:r>
+            <w:proofErr w:type="gramEnd"/>
+            <w:r>
+              <w:rPr>
+                <w:rFonts w:ascii="Arial" w:hAnsi="Arial" w:cs="Arial"/>
+                <w:b/>
+                <w:bCs/>
+                <w:sz w:val="16"/>
+                <w:szCs w:val="16"/>
+                <w:lang w:val="ru-RU"/>
+              </w:rPr>
+              <w:t xml:space="preserve"> лет </w:t>
             </w:r>
             <w:r>
               <w:rPr>
@@ -3227,7 +3798,98 @@
                 <w:szCs w:val="16"/>
                 <w:lang w:val="ru-RU"/>
               </w:rPr>
-              <w:t>12.11.1907, Москве; русская; образование высшее; б/п, исключена из ВЛКСМ в 1927 г. за троцкистскую деятельность; *инженер в "Казгоспроекте".. Прож.: г. Алма-Ата: ул.Красина, д.77.  Арестована 6 апреля 1936 г.  Приговорена: ВКВС СССР 4 ноября 1936 г., обв.:</w:t>
+              <w:t>12.11.1907, Москве; русская; образование высшее; б/п, исключена из ВЛКСМ в 1927 г. за троцкистскую деятельность; *инженер в "</w:t>
+            </w:r>
+            <w:proofErr w:type="spellStart"/>
+            <w:r>
+              <w:rPr>
+                <w:rFonts w:ascii="Arial" w:hAnsi="Arial" w:cs="Arial"/>
+                <w:sz w:val="16"/>
+                <w:szCs w:val="16"/>
+                <w:lang w:val="ru-RU"/>
+              </w:rPr>
+              <w:t>Казгоспроекте</w:t>
+            </w:r>
+            <w:proofErr w:type="spellEnd"/>
+            <w:proofErr w:type="gramStart"/>
+            <w:r>
+              <w:rPr>
+                <w:rFonts w:ascii="Arial" w:hAnsi="Arial" w:cs="Arial"/>
+                <w:sz w:val="16"/>
+                <w:szCs w:val="16"/>
+                <w:lang w:val="ru-RU"/>
+              </w:rPr>
+              <w:t>"..</w:t>
+            </w:r>
+            <w:proofErr w:type="gramEnd"/>
+            <w:r>
+              <w:rPr>
+                <w:rFonts w:ascii="Arial" w:hAnsi="Arial" w:cs="Arial"/>
+                <w:sz w:val="16"/>
+                <w:szCs w:val="16"/>
+                <w:lang w:val="ru-RU"/>
+              </w:rPr>
+              <w:t xml:space="preserve"> </w:t>
+            </w:r>
+            <w:proofErr w:type="spellStart"/>
+            <w:r>
+              <w:rPr>
+                <w:rFonts w:ascii="Arial" w:hAnsi="Arial" w:cs="Arial"/>
+                <w:sz w:val="16"/>
+                <w:szCs w:val="16"/>
+                <w:lang w:val="ru-RU"/>
+              </w:rPr>
+              <w:t>Прож</w:t>
+            </w:r>
+            <w:proofErr w:type="spellEnd"/>
+            <w:r>
+              <w:rPr>
+                <w:rFonts w:ascii="Arial" w:hAnsi="Arial" w:cs="Arial"/>
+                <w:sz w:val="16"/>
+                <w:szCs w:val="16"/>
+                <w:lang w:val="ru-RU"/>
+              </w:rPr>
+              <w:t xml:space="preserve">.: г. Алма-Ата: </w:t>
+            </w:r>
+            <w:proofErr w:type="spellStart"/>
+            <w:r>
+              <w:rPr>
+                <w:rFonts w:ascii="Arial" w:hAnsi="Arial" w:cs="Arial"/>
+                <w:sz w:val="16"/>
+                <w:szCs w:val="16"/>
+                <w:lang w:val="ru-RU"/>
+              </w:rPr>
+              <w:t>ул.Красина</w:t>
+            </w:r>
+            <w:proofErr w:type="spellEnd"/>
+            <w:r>
+              <w:rPr>
+                <w:rFonts w:ascii="Arial" w:hAnsi="Arial" w:cs="Arial"/>
+                <w:sz w:val="16"/>
+                <w:szCs w:val="16"/>
+                <w:lang w:val="ru-RU"/>
+              </w:rPr>
+              <w:t xml:space="preserve">, д.77.  Арестована 6 апреля 1936 г.  Приговорена: ВКВС СССР 4 ноября 1936 г., </w:t>
+            </w:r>
+            <w:proofErr w:type="spellStart"/>
+            <w:r>
+              <w:rPr>
+                <w:rFonts w:ascii="Arial" w:hAnsi="Arial" w:cs="Arial"/>
+                <w:sz w:val="16"/>
+                <w:szCs w:val="16"/>
+                <w:lang w:val="ru-RU"/>
+              </w:rPr>
+              <w:t>обв</w:t>
+            </w:r>
+            <w:proofErr w:type="spellEnd"/>
+            <w:r>
+              <w:rPr>
+                <w:rFonts w:ascii="Arial" w:hAnsi="Arial" w:cs="Arial"/>
+                <w:sz w:val="16"/>
+                <w:szCs w:val="16"/>
+                <w:lang w:val="ru-RU"/>
+              </w:rPr>
+              <w:t>.:</w:t>
             </w:r>
             <w:r>
               <w:rPr>
@@ -3244,7 +3906,27 @@
                 <w:szCs w:val="16"/>
                 <w:lang w:val="ru-RU"/>
               </w:rPr>
-              <w:t>участии в к.-р. террористической организации..  Расстреляна 4 ноября 1936 г. Место захоронения</w:t>
+              <w:t xml:space="preserve">участии в к.-р. террористической </w:t>
+            </w:r>
+            <w:proofErr w:type="gramStart"/>
+            <w:r>
+              <w:rPr>
+                <w:rFonts w:ascii="Arial" w:hAnsi="Arial" w:cs="Arial"/>
+                <w:sz w:val="16"/>
+                <w:szCs w:val="16"/>
+                <w:lang w:val="ru-RU"/>
+              </w:rPr>
+              <w:t>организации..</w:t>
+            </w:r>
+            <w:proofErr w:type="gramEnd"/>
+            <w:r>
+              <w:rPr>
+                <w:rFonts w:ascii="Arial" w:hAnsi="Arial" w:cs="Arial"/>
+                <w:sz w:val="16"/>
+                <w:szCs w:val="16"/>
+                <w:lang w:val="ru-RU"/>
+              </w:rPr>
+              <w:t xml:space="preserve">  Расстреляна 4 ноября 1936 г. Место захоронения</w:t>
             </w:r>
             <w:r>
               <w:rPr>
@@ -3383,7 +4065,7 @@
               </w:rPr>
               <w:t xml:space="preserve">;  </w:t>
             </w:r>
-            <w:hyperlink r:id="rId14" w:history="1">
+            <w:hyperlink r:id="rId15" w:history="1">
               <w:r>
                 <w:rPr>
                   <w:rStyle w:val="Hyperlink"/>
@@ -3436,7 +4118,29 @@
                 <w:szCs w:val="16"/>
                 <w:lang w:val="ru-RU"/>
               </w:rPr>
-              <w:t xml:space="preserve">Соколова Лидия Ивановна  41 год  </w:t>
+              <w:t xml:space="preserve">Соколова Лидия </w:t>
+            </w:r>
+            <w:proofErr w:type="gramStart"/>
+            <w:r>
+              <w:rPr>
+                <w:rFonts w:ascii="Arial" w:hAnsi="Arial" w:cs="Arial"/>
+                <w:b/>
+                <w:sz w:val="16"/>
+                <w:szCs w:val="16"/>
+                <w:lang w:val="ru-RU"/>
+              </w:rPr>
+              <w:t>Ивановна  41</w:t>
+            </w:r>
+            <w:proofErr w:type="gramEnd"/>
+            <w:r>
+              <w:rPr>
+                <w:rFonts w:ascii="Arial" w:hAnsi="Arial" w:cs="Arial"/>
+                <w:b/>
+                <w:sz w:val="16"/>
+                <w:szCs w:val="16"/>
+                <w:lang w:val="ru-RU"/>
+              </w:rPr>
+              <w:t xml:space="preserve"> год  </w:t>
             </w:r>
           </w:p>
           <w:p>
@@ -3480,7 +4184,27 @@
                 <w:szCs w:val="16"/>
                 <w:lang w:val="ru-RU"/>
               </w:rPr>
-              <w:t>в 1895 г., Тамбов.; русская;  образование н/высшее; не работа</w:t>
+              <w:t xml:space="preserve">в 1895 г., Тамбов.; </w:t>
+            </w:r>
+            <w:proofErr w:type="gramStart"/>
+            <w:r>
+              <w:rPr>
+                <w:rFonts w:ascii="Arial" w:hAnsi="Arial" w:cs="Arial"/>
+                <w:sz w:val="16"/>
+                <w:szCs w:val="16"/>
+                <w:lang w:val="ru-RU"/>
+              </w:rPr>
+              <w:t>русская;  образование</w:t>
+            </w:r>
+            <w:proofErr w:type="gramEnd"/>
+            <w:r>
+              <w:rPr>
+                <w:rFonts w:ascii="Arial" w:hAnsi="Arial" w:cs="Arial"/>
+                <w:sz w:val="16"/>
+                <w:szCs w:val="16"/>
+                <w:lang w:val="ru-RU"/>
+              </w:rPr>
+              <w:t xml:space="preserve"> н/высшее; не работа</w:t>
             </w:r>
             <w:r>
               <w:rPr>
@@ -3498,7 +4222,27 @@
                 <w:szCs w:val="16"/>
                 <w:lang w:val="ru-RU"/>
               </w:rPr>
-              <w:t>. Прож.:</w:t>
+              <w:t xml:space="preserve">. </w:t>
+            </w:r>
+            <w:proofErr w:type="spellStart"/>
+            <w:r>
+              <w:rPr>
+                <w:rFonts w:ascii="Arial" w:hAnsi="Arial" w:cs="Arial"/>
+                <w:sz w:val="16"/>
+                <w:szCs w:val="16"/>
+                <w:lang w:val="ru-RU"/>
+              </w:rPr>
+              <w:t>Прож</w:t>
+            </w:r>
+            <w:proofErr w:type="spellEnd"/>
+            <w:r>
+              <w:rPr>
+                <w:rFonts w:ascii="Arial" w:hAnsi="Arial" w:cs="Arial"/>
+                <w:sz w:val="16"/>
+                <w:szCs w:val="16"/>
+                <w:lang w:val="ru-RU"/>
+              </w:rPr>
+              <w:t>.:</w:t>
             </w:r>
             <w:r>
               <w:rPr>
@@ -3509,14 +4253,96 @@
               </w:rPr>
               <w:t xml:space="preserve"> г. </w:t>
             </w:r>
-            <w:r>
-              <w:rPr>
-                <w:rFonts w:ascii="Arial" w:hAnsi="Arial" w:cs="Arial"/>
-                <w:sz w:val="16"/>
-                <w:szCs w:val="16"/>
-                <w:lang w:val="ru-RU"/>
-              </w:rPr>
-              <w:t>Актюбинск..Арестована 3 сентября 1936 г. Актюб. УНКВД. Приговорена: , обв.:</w:t>
+            <w:proofErr w:type="spellStart"/>
+            <w:proofErr w:type="gramStart"/>
+            <w:r>
+              <w:rPr>
+                <w:rFonts w:ascii="Arial" w:hAnsi="Arial" w:cs="Arial"/>
+                <w:sz w:val="16"/>
+                <w:szCs w:val="16"/>
+                <w:lang w:val="ru-RU"/>
+              </w:rPr>
+              <w:t>Актюбинск..</w:t>
+            </w:r>
+            <w:proofErr w:type="gramEnd"/>
+            <w:r>
+              <w:rPr>
+                <w:rFonts w:ascii="Arial" w:hAnsi="Arial" w:cs="Arial"/>
+                <w:sz w:val="16"/>
+                <w:szCs w:val="16"/>
+                <w:lang w:val="ru-RU"/>
+              </w:rPr>
+              <w:t>Арестована</w:t>
+            </w:r>
+            <w:proofErr w:type="spellEnd"/>
+            <w:r>
+              <w:rPr>
+                <w:rFonts w:ascii="Arial" w:hAnsi="Arial" w:cs="Arial"/>
+                <w:sz w:val="16"/>
+                <w:szCs w:val="16"/>
+                <w:lang w:val="ru-RU"/>
+              </w:rPr>
+              <w:t xml:space="preserve"> 3 сентября 1936 г. </w:t>
+            </w:r>
+            <w:proofErr w:type="spellStart"/>
+            <w:r>
+              <w:rPr>
+                <w:rFonts w:ascii="Arial" w:hAnsi="Arial" w:cs="Arial"/>
+                <w:sz w:val="16"/>
+                <w:szCs w:val="16"/>
+                <w:lang w:val="ru-RU"/>
+              </w:rPr>
+              <w:t>Актюб</w:t>
+            </w:r>
+            <w:proofErr w:type="spellEnd"/>
+            <w:r>
+              <w:rPr>
+                <w:rFonts w:ascii="Arial" w:hAnsi="Arial" w:cs="Arial"/>
+                <w:sz w:val="16"/>
+                <w:szCs w:val="16"/>
+                <w:lang w:val="ru-RU"/>
+              </w:rPr>
+              <w:t>. УНКВД. Приговорена</w:t>
+            </w:r>
+            <w:proofErr w:type="gramStart"/>
+            <w:r>
+              <w:rPr>
+                <w:rFonts w:ascii="Arial" w:hAnsi="Arial" w:cs="Arial"/>
+                <w:sz w:val="16"/>
+                <w:szCs w:val="16"/>
+                <w:lang w:val="ru-RU"/>
+              </w:rPr>
+              <w:t>: ,</w:t>
+            </w:r>
+            <w:proofErr w:type="gramEnd"/>
+            <w:r>
+              <w:rPr>
+                <w:rFonts w:ascii="Arial" w:hAnsi="Arial" w:cs="Arial"/>
+                <w:sz w:val="16"/>
+                <w:szCs w:val="16"/>
+                <w:lang w:val="ru-RU"/>
+              </w:rPr>
+              <w:t xml:space="preserve"> </w:t>
+            </w:r>
+            <w:proofErr w:type="spellStart"/>
+            <w:r>
+              <w:rPr>
+                <w:rFonts w:ascii="Arial" w:hAnsi="Arial" w:cs="Arial"/>
+                <w:sz w:val="16"/>
+                <w:szCs w:val="16"/>
+                <w:lang w:val="ru-RU"/>
+              </w:rPr>
+              <w:t>обв</w:t>
+            </w:r>
+            <w:proofErr w:type="spellEnd"/>
+            <w:r>
+              <w:rPr>
+                <w:rFonts w:ascii="Arial" w:hAnsi="Arial" w:cs="Arial"/>
+                <w:sz w:val="16"/>
+                <w:szCs w:val="16"/>
+                <w:lang w:val="ru-RU"/>
+              </w:rPr>
+              <w:t>.:</w:t>
             </w:r>
             <w:r>
               <w:rPr>
@@ -3526,14 +4352,25 @@
               </w:rPr>
               <w:t> </w:t>
             </w:r>
-            <w:r>
-              <w:rPr>
-                <w:rFonts w:ascii="Arial" w:hAnsi="Arial" w:cs="Arial"/>
-                <w:sz w:val="16"/>
-                <w:szCs w:val="16"/>
-                <w:lang w:val="ru-RU"/>
-              </w:rPr>
-              <w:t>58-10 УК РСФСР. Приговор: ВМН Реабилитирована 13 июня 1959 г. за отсутствием состава преступления</w:t>
+            <w:proofErr w:type="gramStart"/>
+            <w:r>
+              <w:rPr>
+                <w:rFonts w:ascii="Arial" w:hAnsi="Arial" w:cs="Arial"/>
+                <w:sz w:val="16"/>
+                <w:szCs w:val="16"/>
+                <w:lang w:val="ru-RU"/>
+              </w:rPr>
+              <w:t>58-10</w:t>
+            </w:r>
+            <w:proofErr w:type="gramEnd"/>
+            <w:r>
+              <w:rPr>
+                <w:rFonts w:ascii="Arial" w:hAnsi="Arial" w:cs="Arial"/>
+                <w:sz w:val="16"/>
+                <w:szCs w:val="16"/>
+                <w:lang w:val="ru-RU"/>
+              </w:rPr>
+              <w:t xml:space="preserve"> УК РСФСР. Приговор: ВМН Реабилитирована 13 июня 1959 г. за отсутствием состава преступления</w:t>
             </w:r>
           </w:p>
           <w:p>
@@ -3575,7 +4412,7 @@
               </w:rPr>
               <w:t xml:space="preserve">;  </w:t>
             </w:r>
-            <w:hyperlink r:id="rId15" w:history="1">
+            <w:hyperlink r:id="rId16" w:history="1">
               <w:r>
                 <w:rPr>
                   <w:rStyle w:val="Hyperlink"/>
@@ -3611,6 +4448,7 @@
                 <w:lang w:val="ru-RU"/>
               </w:rPr>
             </w:pPr>
+            <w:proofErr w:type="spellStart"/>
             <w:r>
               <w:rPr>
                 <w:rFonts w:ascii="Arial" w:hAnsi="Arial" w:cs="Arial"/>
@@ -3620,7 +4458,43 @@
                 <w:szCs w:val="16"/>
                 <w:lang w:val="ru-RU"/>
               </w:rPr>
-              <w:t xml:space="preserve">Шеншакова Анна Ивановна  47 лет </w:t>
+              <w:t>Шеншакова</w:t>
+            </w:r>
+            <w:proofErr w:type="spellEnd"/>
+            <w:r>
+              <w:rPr>
+                <w:rFonts w:ascii="Arial" w:hAnsi="Arial" w:cs="Arial"/>
+                <w:b/>
+                <w:bCs/>
+                <w:sz w:val="16"/>
+                <w:szCs w:val="16"/>
+                <w:lang w:val="ru-RU"/>
+              </w:rPr>
+              <w:t xml:space="preserve"> Анна </w:t>
+            </w:r>
+            <w:proofErr w:type="gramStart"/>
+            <w:r>
+              <w:rPr>
+                <w:rFonts w:ascii="Arial" w:hAnsi="Arial" w:cs="Arial"/>
+                <w:b/>
+                <w:bCs/>
+                <w:sz w:val="16"/>
+                <w:szCs w:val="16"/>
+                <w:lang w:val="ru-RU"/>
+              </w:rPr>
+              <w:t>Ивановна  47</w:t>
+            </w:r>
+            <w:proofErr w:type="gramEnd"/>
+            <w:r>
+              <w:rPr>
+                <w:rFonts w:ascii="Arial" w:hAnsi="Arial" w:cs="Arial"/>
+                <w:b/>
+                <w:bCs/>
+                <w:sz w:val="16"/>
+                <w:szCs w:val="16"/>
+                <w:lang w:val="ru-RU"/>
+              </w:rPr>
+              <w:t xml:space="preserve"> лет </w:t>
             </w:r>
             <w:r>
               <w:rPr>
@@ -3650,7 +4524,27 @@
                 <w:szCs w:val="16"/>
                 <w:lang w:val="ru-RU"/>
               </w:rPr>
-              <w:t>1889 г.р., домохозяйка, прож.: г. Оренбург. Приговор: Оренбургский облсуд, 04.11.1936 — ВМН. Расстреляна. Реабилитация: 11.10.1989</w:t>
+              <w:t xml:space="preserve">1889 г.р., домохозяйка, </w:t>
+            </w:r>
+            <w:proofErr w:type="spellStart"/>
+            <w:r>
+              <w:rPr>
+                <w:rFonts w:ascii="Arial" w:hAnsi="Arial" w:cs="Arial"/>
+                <w:sz w:val="16"/>
+                <w:szCs w:val="16"/>
+                <w:lang w:val="ru-RU"/>
+              </w:rPr>
+              <w:t>прож</w:t>
+            </w:r>
+            <w:proofErr w:type="spellEnd"/>
+            <w:r>
+              <w:rPr>
+                <w:rFonts w:ascii="Arial" w:hAnsi="Arial" w:cs="Arial"/>
+                <w:sz w:val="16"/>
+                <w:szCs w:val="16"/>
+                <w:lang w:val="ru-RU"/>
+              </w:rPr>
+              <w:t>.: г. Оренбург. Приговор: Оренбургский облсуд, 04.11.1936 — ВМН. Расстреляна. Реабилитация: 11.10.1989</w:t>
             </w:r>
           </w:p>
           <w:p>
@@ -3664,14 +4558,25 @@
                 <w:lang w:val="ru-RU"/>
               </w:rPr>
             </w:pPr>
-            <w:r>
-              <w:rPr>
-                <w:rFonts w:ascii="Arial" w:hAnsi="Arial" w:cs="Arial"/>
-                <w:sz w:val="16"/>
-                <w:szCs w:val="16"/>
-                <w:lang w:val="ru-RU"/>
-              </w:rPr>
-              <w:t>Арх.дело: 19077</w:t>
+            <w:proofErr w:type="spellStart"/>
+            <w:r>
+              <w:rPr>
+                <w:rFonts w:ascii="Arial" w:hAnsi="Arial" w:cs="Arial"/>
+                <w:sz w:val="16"/>
+                <w:szCs w:val="16"/>
+                <w:lang w:val="ru-RU"/>
+              </w:rPr>
+              <w:t>Арх.дело</w:t>
+            </w:r>
+            <w:proofErr w:type="spellEnd"/>
+            <w:r>
+              <w:rPr>
+                <w:rFonts w:ascii="Arial" w:hAnsi="Arial" w:cs="Arial"/>
+                <w:sz w:val="16"/>
+                <w:szCs w:val="16"/>
+                <w:lang w:val="ru-RU"/>
+              </w:rPr>
+              <w:t>: 19077</w:t>
             </w:r>
           </w:p>
           <w:p>
@@ -3700,7 +4605,27 @@
                 <w:szCs w:val="16"/>
                 <w:lang w:val="ru-RU"/>
               </w:rPr>
-              <w:t>Источник: Книга памяти Оренбургской обл. , 2015, 1998</w:t>
+              <w:t xml:space="preserve">Источник: Книга памяти Оренбургской </w:t>
+            </w:r>
+            <w:proofErr w:type="gramStart"/>
+            <w:r>
+              <w:rPr>
+                <w:rFonts w:ascii="Arial" w:hAnsi="Arial" w:cs="Arial"/>
+                <w:sz w:val="16"/>
+                <w:szCs w:val="16"/>
+                <w:lang w:val="ru-RU"/>
+              </w:rPr>
+              <w:t>обл. ,</w:t>
+            </w:r>
+            <w:proofErr w:type="gramEnd"/>
+            <w:r>
+              <w:rPr>
+                <w:rFonts w:ascii="Arial" w:hAnsi="Arial" w:cs="Arial"/>
+                <w:sz w:val="16"/>
+                <w:szCs w:val="16"/>
+                <w:lang w:val="ru-RU"/>
+              </w:rPr>
+              <w:t xml:space="preserve"> 2015, 1998</w:t>
             </w:r>
             <w:r>
               <w:rPr>
@@ -3711,7 +4636,7 @@
               </w:rPr>
               <w:t xml:space="preserve">;  </w:t>
             </w:r>
-            <w:hyperlink r:id="rId16" w:history="1">
+            <w:hyperlink r:id="rId17" w:history="1">
               <w:r>
                 <w:rPr>
                   <w:rStyle w:val="Hyperlink"/>
@@ -3749,7 +4674,7 @@
 </file>
 
 <file path=word/numbering.xml><?xml version="1.0" encoding="utf-8"?>
-<w:numbering xmlns:wpc="http://schemas.microsoft.com/office/word/2010/wordprocessingCanvas" xmlns:cx="http://schemas.microsoft.com/office/drawing/2014/chartex" xmlns:cx1="http://schemas.microsoft.com/office/drawing/2015/9/8/chartex" xmlns:cx2="http://schemas.microsoft.com/office/drawing/2015/10/21/chartex" xmlns:cx3="http://schemas.microsoft.com/office/drawing/2016/5/9/chartex" xmlns:cx4="http://schemas.microsoft.com/office/drawing/2016/5/10/chartex" xmlns:cx5="http://schemas.microsoft.com/office/drawing/2016/5/11/chartex" xmlns:cx6="http://schemas.microsoft.com/office/drawing/2016/5/12/chartex" xmlns:cx7="http://schemas.microsoft.com/office/drawing/2016/5/13/chartex" xmlns:cx8="http://schemas.microsoft.com/office/drawing/2016/5/14/chartex" xmlns:mc="http://schemas.openxmlformats.org/markup-compatibility/2006" xmlns:aink="http://schemas.microsoft.com/office/drawing/2016/ink" xmlns:am3d="http://schemas.microsoft.com/office/drawing/2017/model3d" xmlns:o="urn:schemas-microsoft-com:office:office" xmlns:oel="http://schemas.microsoft.com/office/2019/extlst" xmlns:r="http://schemas.openxmlformats.org/officeDocument/2006/relationships" xmlns:m="http://schemas.openxmlformats.org/officeDocument/2006/math" xmlns:v="urn:schemas-microsoft-com:vml" xmlns:wp14="http://schemas.microsoft.com/office/word/2010/wordprocessingDrawing" xmlns:wp="http://schemas.openxmlformats.org/drawingml/2006/wordprocessingDrawing" xmlns:w10="urn:schemas-microsoft-com:office:word" xmlns:w="http://schemas.openxmlformats.org/wordprocessingml/2006/main" xmlns:w14="http://schemas.microsoft.com/office/word/2010/wordml" xmlns:w15="http://schemas.microsoft.com/office/word/2012/wordml" xmlns:w16cex="http://schemas.microsoft.com/office/word/2018/wordml/cex" xmlns:w16cid="http://schemas.microsoft.com/office/word/2016/wordml/cid" xmlns:w16="http://schemas.microsoft.com/office/word/2018/wordml" xmlns:w16du="http://schemas.microsoft.com/office/word/2023/wordml/word16du" xmlns:w16sdtdh="http://schemas.microsoft.com/office/word/2020/wordml/sdtdatahash" xmlns:w16se="http://schemas.microsoft.com/office/word/2015/wordml/symex" xmlns:wpg="http://schemas.microsoft.com/office/word/2010/wordprocessingGroup" xmlns:wpi="http://schemas.microsoft.com/office/word/2010/wordprocessingInk" xmlns:wne="http://schemas.microsoft.com/office/word/2006/wordml" xmlns:wps="http://schemas.microsoft.com/office/word/2010/wordprocessingShape" mc:Ignorable="w14 w15 w16se w16cid w16 w16cex w16sdtdh w16du wp14">
+<w:numbering xmlns:wpc="http://schemas.microsoft.com/office/word/2010/wordprocessingCanvas" xmlns:cx="http://schemas.microsoft.com/office/drawing/2014/chartex" xmlns:cx1="http://schemas.microsoft.com/office/drawing/2015/9/8/chartex" xmlns:cx2="http://schemas.microsoft.com/office/drawing/2015/10/21/chartex" xmlns:cx3="http://schemas.microsoft.com/office/drawing/2016/5/9/chartex" xmlns:cx4="http://schemas.microsoft.com/office/drawing/2016/5/10/chartex" xmlns:cx5="http://schemas.microsoft.com/office/drawing/2016/5/11/chartex" xmlns:cx6="http://schemas.microsoft.com/office/drawing/2016/5/12/chartex" xmlns:cx7="http://schemas.microsoft.com/office/drawing/2016/5/13/chartex" xmlns:cx8="http://schemas.microsoft.com/office/drawing/2016/5/14/chartex" xmlns:mc="http://schemas.openxmlformats.org/markup-compatibility/2006" xmlns:aink="http://schemas.microsoft.com/office/drawing/2016/ink" xmlns:am3d="http://schemas.microsoft.com/office/drawing/2017/model3d" xmlns:o="urn:schemas-microsoft-com:office:office" xmlns:oel="http://schemas.microsoft.com/office/2019/extlst" xmlns:r="http://schemas.openxmlformats.org/officeDocument/2006/relationships" xmlns:m="http://schemas.openxmlformats.org/officeDocument/2006/math" xmlns:v="urn:schemas-microsoft-com:vml" xmlns:wp14="http://schemas.microsoft.com/office/word/2010/wordprocessingDrawing" xmlns:wp="http://schemas.openxmlformats.org/drawingml/2006/wordprocessingDrawing" xmlns:w10="urn:schemas-microsoft-com:office:word" xmlns:w="http://schemas.openxmlformats.org/wordprocessingml/2006/main" xmlns:w14="http://schemas.microsoft.com/office/word/2010/wordml" xmlns:w15="http://schemas.microsoft.com/office/word/2012/wordml" xmlns:w16cex="http://schemas.microsoft.com/office/word/2018/wordml/cex" xmlns:w16cid="http://schemas.microsoft.com/office/word/2016/wordml/cid" xmlns:w16="http://schemas.microsoft.com/office/word/2018/wordml" xmlns:w16du="http://schemas.microsoft.com/office/word/2023/wordml/word16du" xmlns:w16sdtdh="http://schemas.microsoft.com/office/word/2020/wordml/sdtdatahash" xmlns:w16sdtfl="http://schemas.microsoft.com/office/word/2024/wordml/sdtformatlock" xmlns:w16se="http://schemas.microsoft.com/office/word/2015/wordml/symex" xmlns:wpg="http://schemas.microsoft.com/office/word/2010/wordprocessingGroup" xmlns:wpi="http://schemas.microsoft.com/office/word/2010/wordprocessingInk" xmlns:wne="http://schemas.microsoft.com/office/word/2006/wordml" xmlns:wps="http://schemas.microsoft.com/office/word/2010/wordprocessingShape" mc:Ignorable="w14 w15 w16se w16cid w16 w16cex w16sdtdh w16sdtfl w16du wp14">
   <w:abstractNum w:abstractNumId="0" w15:restartNumberingAfterBreak="0">
     <w:nsid w:val="00000001"/>
     <w:multiLevelType w:val="multilevel"/>
@@ -3880,7 +4805,7 @@
 </file>
 
 <file path=word/styles.xml><?xml version="1.0" encoding="utf-8"?>
-<w:styles xmlns:mc="http://schemas.openxmlformats.org/markup-compatibility/2006" xmlns:r="http://schemas.openxmlformats.org/officeDocument/2006/relationships" xmlns:w="http://schemas.openxmlformats.org/wordprocessingml/2006/main" xmlns:w14="http://schemas.microsoft.com/office/word/2010/wordml" xmlns:w15="http://schemas.microsoft.com/office/word/2012/wordml" xmlns:w16cex="http://schemas.microsoft.com/office/word/2018/wordml/cex" xmlns:w16cid="http://schemas.microsoft.com/office/word/2016/wordml/cid" xmlns:w16="http://schemas.microsoft.com/office/word/2018/wordml" xmlns:w16du="http://schemas.microsoft.com/office/word/2023/wordml/word16du" xmlns:w16sdtdh="http://schemas.microsoft.com/office/word/2020/wordml/sdtdatahash" xmlns:w16se="http://schemas.microsoft.com/office/word/2015/wordml/symex" mc:Ignorable="w14 w15 w16se w16cid w16 w16cex w16sdtdh w16du">
+<w:styles xmlns:mc="http://schemas.openxmlformats.org/markup-compatibility/2006" xmlns:r="http://schemas.openxmlformats.org/officeDocument/2006/relationships" xmlns:w="http://schemas.openxmlformats.org/wordprocessingml/2006/main" xmlns:w14="http://schemas.microsoft.com/office/word/2010/wordml" xmlns:w15="http://schemas.microsoft.com/office/word/2012/wordml" xmlns:w16cex="http://schemas.microsoft.com/office/word/2018/wordml/cex" xmlns:w16cid="http://schemas.microsoft.com/office/word/2016/wordml/cid" xmlns:w16="http://schemas.microsoft.com/office/word/2018/wordml" xmlns:w16du="http://schemas.microsoft.com/office/word/2023/wordml/word16du" xmlns:w16sdtdh="http://schemas.microsoft.com/office/word/2020/wordml/sdtdatahash" xmlns:w16sdtfl="http://schemas.microsoft.com/office/word/2024/wordml/sdtformatlock" xmlns:w16se="http://schemas.microsoft.com/office/word/2015/wordml/symex" mc:Ignorable="w14 w15 w16se w16cid w16 w16cex w16sdtdh w16sdtfl w16du">
   <w:docDefaults>
     <w:rPrDefault>
       <w:rPr>

--- a/docs/BYYEAR/Расстреляны_1936.docx
+++ b/docs/BYYEAR/Расстреляны_1936.docx
@@ -137,6 +137,19 @@
           <w:lang w:val="ru-RU"/>
         </w:rPr>
       </w:pPr>
+    </w:p>
+    <w:p>
+      <w:pPr>
+        <w:jc w:val="center"/>
+        <w:rPr>
+          <w:rFonts w:ascii="Arial" w:hAnsi="Arial" w:cs="Arial"/>
+          <w:b/>
+          <w:bCs/>
+          <w:sz w:val="18"/>
+          <w:szCs w:val="18"/>
+          <w:lang w:val="ru-RU"/>
+        </w:rPr>
+      </w:pPr>
       <w:r>
         <w:rPr>
           <w:rFonts w:ascii="Arial" w:hAnsi="Arial" w:cs="Arial"/>
@@ -184,7 +197,6 @@
             <w:pPr>
               <w:rPr>
                 <w:rFonts w:ascii="Arial" w:hAnsi="Arial" w:cs="Arial"/>
-                <w:color w:val="FF0000"/>
                 <w:sz w:val="16"/>
                 <w:szCs w:val="16"/>
                 <w:lang w:val="ru-RU"/>
@@ -251,41 +263,14 @@
                 <w:szCs w:val="16"/>
                 <w:lang w:val="ru-RU"/>
               </w:rPr>
-              <w:t xml:space="preserve"> женщин. Данный расстрельный список составлен на основе открытых и доступных на </w:t>
-            </w:r>
-            <w:r>
-              <w:rPr>
-                <w:rFonts w:ascii="Arial" w:hAnsi="Arial" w:cs="Arial"/>
-                <w:sz w:val="16"/>
-                <w:szCs w:val="16"/>
-                <w:lang w:val="ru-RU"/>
-              </w:rPr>
-              <w:t>И</w:t>
-            </w:r>
-            <w:r>
-              <w:rPr>
-                <w:rFonts w:ascii="Arial" w:hAnsi="Arial" w:cs="Arial"/>
-                <w:sz w:val="16"/>
-                <w:szCs w:val="16"/>
-                <w:lang w:val="ru-RU"/>
-              </w:rPr>
-              <w:t>нтернете источников и не может быть ни полным, ни окончательным</w:t>
-            </w:r>
-            <w:r>
-              <w:rPr>
-                <w:rFonts w:ascii="Arial" w:hAnsi="Arial" w:cs="Arial"/>
-                <w:color w:val="FF0000"/>
-                <w:sz w:val="16"/>
-                <w:szCs w:val="16"/>
-                <w:lang w:val="ru-RU"/>
-              </w:rPr>
-              <w:t>.</w:t>
+              <w:t xml:space="preserve"> женщин. </w:t>
             </w:r>
           </w:p>
           <w:p>
             <w:pPr>
               <w:rPr>
                 <w:rFonts w:ascii="Arial" w:hAnsi="Arial" w:cs="Arial"/>
+                <w:color w:val="FF0000"/>
                 <w:sz w:val="16"/>
                 <w:szCs w:val="16"/>
                 <w:lang w:val="ru-RU"/>
@@ -294,104 +279,57 @@
             <w:r>
               <w:rPr>
                 <w:rFonts w:ascii="Arial" w:hAnsi="Arial" w:cs="Arial"/>
-                <w:b/>
-                <w:bCs/>
-                <w:sz w:val="16"/>
-                <w:szCs w:val="16"/>
-                <w:u w:val="single"/>
-                <w:lang w:val="ru-RU"/>
-              </w:rPr>
-              <w:t>Национальность</w:t>
-            </w:r>
-            <w:r>
-              <w:rPr>
-                <w:rFonts w:ascii="Arial" w:hAnsi="Arial" w:cs="Arial"/>
-                <w:sz w:val="16"/>
-                <w:szCs w:val="16"/>
-                <w:lang w:val="ru-RU"/>
-              </w:rPr>
-              <w:t xml:space="preserve"> известна у </w:t>
-            </w:r>
-            <w:r>
-              <w:rPr>
-                <w:rFonts w:ascii="Arial" w:hAnsi="Arial" w:cs="Arial"/>
-                <w:sz w:val="16"/>
-                <w:szCs w:val="16"/>
-                <w:lang w:val="ru-RU"/>
-              </w:rPr>
-              <w:t>7</w:t>
-            </w:r>
-            <w:r>
-              <w:rPr>
-                <w:rFonts w:ascii="Arial" w:hAnsi="Arial" w:cs="Arial"/>
-                <w:sz w:val="16"/>
-                <w:szCs w:val="16"/>
-                <w:lang w:val="ru-RU"/>
-              </w:rPr>
-              <w:t xml:space="preserve"> женщин из них: русская</w:t>
-            </w:r>
-            <w:r>
-              <w:rPr>
-                <w:rFonts w:ascii="Arial" w:hAnsi="Arial" w:cs="Arial"/>
-                <w:sz w:val="16"/>
-                <w:szCs w:val="16"/>
-                <w:lang w:val="ru-RU"/>
-              </w:rPr>
-              <w:t xml:space="preserve"> – </w:t>
-            </w:r>
-            <w:r>
-              <w:rPr>
-                <w:rFonts w:ascii="Arial" w:hAnsi="Arial" w:cs="Arial"/>
-                <w:sz w:val="16"/>
-                <w:szCs w:val="16"/>
-                <w:lang w:val="ru-RU"/>
-              </w:rPr>
-              <w:t xml:space="preserve">4; еврейка – 3; </w:t>
-            </w:r>
-            <w:r>
-              <w:rPr>
-                <w:rFonts w:ascii="Arial" w:hAnsi="Arial" w:cs="Arial"/>
-                <w:sz w:val="16"/>
-                <w:szCs w:val="16"/>
-                <w:lang w:val="ru-RU"/>
-              </w:rPr>
-              <w:t xml:space="preserve">Национальность неизвестна у </w:t>
-            </w:r>
-            <w:r>
-              <w:rPr>
-                <w:rFonts w:ascii="Arial" w:hAnsi="Arial" w:cs="Arial"/>
-                <w:sz w:val="16"/>
-                <w:szCs w:val="16"/>
-                <w:lang w:val="ru-RU"/>
-              </w:rPr>
-              <w:t>5</w:t>
-            </w:r>
-            <w:r>
-              <w:rPr>
-                <w:rFonts w:ascii="Arial" w:hAnsi="Arial" w:cs="Arial"/>
-                <w:sz w:val="16"/>
-                <w:szCs w:val="16"/>
-                <w:lang w:val="ru-RU"/>
-              </w:rPr>
-              <w:t xml:space="preserve"> женщин</w:t>
-            </w:r>
-            <w:r>
-              <w:rPr>
-                <w:rFonts w:ascii="Arial" w:hAnsi="Arial" w:cs="Arial"/>
+                <w:sz w:val="16"/>
+                <w:szCs w:val="16"/>
+                <w:lang w:val="ru-RU"/>
+              </w:rPr>
+              <w:t xml:space="preserve">Данный расстрельный список составлен на основе открытых и доступных </w:t>
+            </w:r>
+            <w:r>
+              <w:rPr>
+                <w:rFonts w:ascii="Arial" w:hAnsi="Arial" w:cs="Arial"/>
+                <w:sz w:val="16"/>
+                <w:szCs w:val="16"/>
+                <w:lang w:val="ru-RU"/>
+              </w:rPr>
+              <w:t>в</w:t>
+            </w:r>
+            <w:r>
+              <w:rPr>
+                <w:rFonts w:ascii="Arial" w:hAnsi="Arial" w:cs="Arial"/>
+                <w:sz w:val="16"/>
+                <w:szCs w:val="16"/>
+                <w:lang w:val="ru-RU"/>
+              </w:rPr>
+              <w:t xml:space="preserve"> </w:t>
+            </w:r>
+            <w:r>
+              <w:rPr>
+                <w:rFonts w:ascii="Arial" w:hAnsi="Arial" w:cs="Arial"/>
+                <w:sz w:val="16"/>
+                <w:szCs w:val="16"/>
+                <w:lang w:val="ru-RU"/>
+              </w:rPr>
+              <w:t>И</w:t>
+            </w:r>
+            <w:r>
+              <w:rPr>
+                <w:rFonts w:ascii="Arial" w:hAnsi="Arial" w:cs="Arial"/>
+                <w:sz w:val="16"/>
+                <w:szCs w:val="16"/>
+                <w:lang w:val="ru-RU"/>
+              </w:rPr>
+              <w:t>нтернете источников и не может быть ни полным, ни окончательным</w:t>
+            </w:r>
+            <w:r>
+              <w:rPr>
+                <w:rFonts w:ascii="Arial" w:hAnsi="Arial" w:cs="Arial"/>
+                <w:color w:val="FF0000"/>
                 <w:sz w:val="16"/>
                 <w:szCs w:val="16"/>
                 <w:lang w:val="ru-RU"/>
               </w:rPr>
               <w:t>.</w:t>
-            </w:r>
-            <w:r>
-              <w:rPr>
-                <w:rFonts w:ascii="Arial" w:hAnsi="Arial" w:cs="Arial"/>
-                <w:sz w:val="16"/>
-                <w:szCs w:val="16"/>
-                <w:lang w:val="ru-RU"/>
-              </w:rPr>
-              <w:t xml:space="preserve">  </w:t>
             </w:r>
           </w:p>
           <w:p>
@@ -410,45 +348,25 @@
                 <w:szCs w:val="16"/>
                 <w:lang w:val="ru-RU"/>
               </w:rPr>
-              <w:t>10 (83%)</w:t>
-            </w:r>
-            <w:r>
-              <w:rPr>
-                <w:rFonts w:ascii="Arial" w:hAnsi="Arial" w:cs="Arial"/>
-                <w:sz w:val="16"/>
-                <w:szCs w:val="16"/>
-                <w:lang w:val="ru-RU"/>
-              </w:rPr>
-              <w:t xml:space="preserve"> – </w:t>
-            </w:r>
-            <w:r>
-              <w:rPr>
-                <w:rFonts w:ascii="Arial" w:hAnsi="Arial" w:cs="Arial"/>
-                <w:sz w:val="16"/>
-                <w:szCs w:val="16"/>
-                <w:lang w:val="ru-RU"/>
-              </w:rPr>
-              <w:t xml:space="preserve">расстреляно в возрастной группе </w:t>
-            </w:r>
-            <w:proofErr w:type="gramStart"/>
-            <w:r>
-              <w:rPr>
-                <w:rFonts w:ascii="Arial" w:hAnsi="Arial" w:cs="Arial"/>
-                <w:sz w:val="16"/>
-                <w:szCs w:val="16"/>
-                <w:lang w:val="ru-RU"/>
-              </w:rPr>
-              <w:t>30-49</w:t>
-            </w:r>
-            <w:proofErr w:type="gramEnd"/>
-            <w:r>
-              <w:rPr>
-                <w:rFonts w:ascii="Arial" w:hAnsi="Arial" w:cs="Arial"/>
-                <w:sz w:val="16"/>
-                <w:szCs w:val="16"/>
-                <w:lang w:val="ru-RU"/>
-              </w:rPr>
-              <w:t xml:space="preserve"> лет</w:t>
+              <w:t xml:space="preserve">Национальность известна у 7 женщин из них: русская – 4; еврейка – 3; </w:t>
+            </w:r>
+            <w:r>
+              <w:rPr>
+                <w:rFonts w:ascii="Arial" w:hAnsi="Arial" w:cs="Arial"/>
+                <w:sz w:val="16"/>
+                <w:szCs w:val="16"/>
+                <w:lang w:val="ru-RU"/>
+              </w:rPr>
+              <w:t>н</w:t>
+            </w:r>
+            <w:r>
+              <w:rPr>
+                <w:rFonts w:ascii="Arial" w:hAnsi="Arial" w:cs="Arial"/>
+                <w:sz w:val="16"/>
+                <w:szCs w:val="16"/>
+                <w:lang w:val="ru-RU"/>
+              </w:rPr>
+              <w:t xml:space="preserve">ациональность неизвестна у 5 женщин.  </w:t>
             </w:r>
           </w:p>
           <w:p>
@@ -467,25 +385,45 @@
                 <w:szCs w:val="16"/>
                 <w:lang w:val="ru-RU"/>
               </w:rPr>
-              <w:t>7 (58%)</w:t>
-            </w:r>
-            <w:r>
-              <w:rPr>
-                <w:rFonts w:ascii="Arial" w:hAnsi="Arial" w:cs="Arial"/>
-                <w:sz w:val="16"/>
-                <w:szCs w:val="16"/>
-                <w:lang w:val="ru-RU"/>
-              </w:rPr>
-              <w:t xml:space="preserve"> – </w:t>
-            </w:r>
-            <w:r>
-              <w:rPr>
-                <w:rFonts w:ascii="Arial" w:hAnsi="Arial" w:cs="Arial"/>
-                <w:sz w:val="16"/>
-                <w:szCs w:val="16"/>
-                <w:lang w:val="ru-RU"/>
-              </w:rPr>
-              <w:t xml:space="preserve">реабилитированы   </w:t>
+              <w:t>10 (83%) – расстрелян</w:t>
+            </w:r>
+            <w:r>
+              <w:rPr>
+                <w:rFonts w:ascii="Arial" w:hAnsi="Arial" w:cs="Arial"/>
+                <w:sz w:val="16"/>
+                <w:szCs w:val="16"/>
+                <w:lang w:val="ru-RU"/>
+              </w:rPr>
+              <w:t>ы</w:t>
+            </w:r>
+            <w:r>
+              <w:rPr>
+                <w:rFonts w:ascii="Arial" w:hAnsi="Arial" w:cs="Arial"/>
+                <w:sz w:val="16"/>
+                <w:szCs w:val="16"/>
+                <w:lang w:val="ru-RU"/>
+              </w:rPr>
+              <w:t xml:space="preserve"> в возрастной группе </w:t>
+            </w:r>
+            <w:proofErr w:type="gramStart"/>
+            <w:r>
+              <w:rPr>
+                <w:rFonts w:ascii="Arial" w:hAnsi="Arial" w:cs="Arial"/>
+                <w:sz w:val="16"/>
+                <w:szCs w:val="16"/>
+                <w:lang w:val="ru-RU"/>
+              </w:rPr>
+              <w:t>30-49</w:t>
+            </w:r>
+            <w:proofErr w:type="gramEnd"/>
+            <w:r>
+              <w:rPr>
+                <w:rFonts w:ascii="Arial" w:hAnsi="Arial" w:cs="Arial"/>
+                <w:sz w:val="16"/>
+                <w:szCs w:val="16"/>
+                <w:lang w:val="ru-RU"/>
+              </w:rPr>
+              <w:t xml:space="preserve"> лет</w:t>
             </w:r>
           </w:p>
           <w:p>
@@ -500,94 +438,17 @@
             <w:r>
               <w:rPr>
                 <w:rFonts w:ascii="Arial" w:hAnsi="Arial" w:cs="Arial"/>
-                <w:b/>
-                <w:bCs/>
-                <w:sz w:val="16"/>
-                <w:szCs w:val="16"/>
-                <w:u w:val="single"/>
-                <w:lang w:val="ru-RU"/>
-              </w:rPr>
-              <w:t>Репрессированные родственники</w:t>
-            </w:r>
-            <w:r>
-              <w:rPr>
-                <w:rFonts w:ascii="Arial" w:hAnsi="Arial" w:cs="Arial"/>
-                <w:sz w:val="16"/>
-                <w:szCs w:val="16"/>
-                <w:lang w:val="ru-RU"/>
-              </w:rPr>
-              <w:t xml:space="preserve"> </w:t>
-            </w:r>
-            <w:r>
-              <w:rPr>
-                <w:rFonts w:ascii="Arial" w:hAnsi="Arial" w:cs="Arial"/>
-                <w:sz w:val="16"/>
-                <w:szCs w:val="16"/>
-                <w:lang w:val="ru-RU"/>
-              </w:rPr>
-              <w:t>у 1-й</w:t>
-            </w:r>
-            <w:r>
-              <w:rPr>
-                <w:rFonts w:ascii="Arial" w:hAnsi="Arial" w:cs="Arial"/>
-                <w:sz w:val="16"/>
-                <w:szCs w:val="16"/>
-                <w:lang w:val="ru-RU"/>
-              </w:rPr>
-              <w:t xml:space="preserve"> женщин</w:t>
-            </w:r>
-            <w:r>
-              <w:rPr>
-                <w:rFonts w:ascii="Arial" w:hAnsi="Arial" w:cs="Arial"/>
-                <w:sz w:val="16"/>
-                <w:szCs w:val="16"/>
-                <w:lang w:val="ru-RU"/>
-              </w:rPr>
-              <w:t>ы</w:t>
-            </w:r>
-            <w:r>
-              <w:rPr>
-                <w:rFonts w:ascii="Arial" w:hAnsi="Arial" w:cs="Arial"/>
-                <w:sz w:val="16"/>
-                <w:szCs w:val="16"/>
-                <w:lang w:val="ru-RU"/>
-              </w:rPr>
-              <w:t xml:space="preserve"> расстреляны</w:t>
-            </w:r>
-            <w:r>
-              <w:rPr>
-                <w:rFonts w:ascii="Arial" w:hAnsi="Arial" w:cs="Arial"/>
-                <w:sz w:val="16"/>
-                <w:szCs w:val="16"/>
-                <w:lang w:val="ru-RU"/>
-              </w:rPr>
-              <w:t xml:space="preserve">: 3 сестры, </w:t>
-            </w:r>
-            <w:r>
-              <w:rPr>
-                <w:rFonts w:ascii="Arial" w:hAnsi="Arial" w:cs="Arial"/>
-                <w:sz w:val="16"/>
-                <w:szCs w:val="16"/>
-                <w:lang w:val="ru-RU"/>
-              </w:rPr>
-              <w:t>муж</w:t>
-            </w:r>
-            <w:r>
-              <w:rPr>
-                <w:rFonts w:ascii="Arial" w:hAnsi="Arial" w:cs="Arial"/>
-                <w:sz w:val="16"/>
-                <w:szCs w:val="16"/>
-                <w:lang w:val="ru-RU"/>
-              </w:rPr>
-              <w:t xml:space="preserve">, дочь и сын; у 1-й женщины расстрелян отец. </w:t>
+                <w:sz w:val="16"/>
+                <w:szCs w:val="16"/>
+                <w:lang w:val="ru-RU"/>
+              </w:rPr>
+              <w:t xml:space="preserve">7 (58%) – реабилитированы   </w:t>
             </w:r>
           </w:p>
           <w:p>
             <w:pPr>
               <w:rPr>
                 <w:rFonts w:ascii="Arial" w:hAnsi="Arial" w:cs="Arial"/>
-                <w:b/>
-                <w:bCs/>
                 <w:sz w:val="16"/>
                 <w:szCs w:val="16"/>
                 <w:lang w:val="ru-RU"/>
@@ -596,68 +457,30 @@
             <w:r>
               <w:rPr>
                 <w:rFonts w:ascii="Arial" w:hAnsi="Arial" w:cs="Arial"/>
-                <w:b/>
-                <w:bCs/>
-                <w:sz w:val="16"/>
-                <w:szCs w:val="16"/>
-                <w:u w:val="single"/>
-                <w:lang w:val="ru-RU"/>
-              </w:rPr>
-              <w:t>Партийность:</w:t>
-            </w:r>
-            <w:r>
-              <w:rPr>
-                <w:rFonts w:ascii="Arial" w:hAnsi="Arial" w:cs="Arial"/>
-                <w:sz w:val="16"/>
-                <w:szCs w:val="16"/>
-                <w:lang w:val="ru-RU"/>
-              </w:rPr>
-              <w:t xml:space="preserve"> член ВКП(б)/бывший член ВКП(б) </w:t>
-            </w:r>
-            <w:r>
-              <w:rPr>
-                <w:rFonts w:ascii="Arial" w:hAnsi="Arial" w:cs="Arial"/>
-                <w:sz w:val="16"/>
-                <w:szCs w:val="16"/>
-                <w:lang w:val="ru-RU"/>
-              </w:rPr>
-              <w:t>–</w:t>
-            </w:r>
-            <w:r>
-              <w:rPr>
-                <w:rFonts w:ascii="Arial" w:hAnsi="Arial" w:cs="Arial"/>
-                <w:sz w:val="16"/>
-                <w:szCs w:val="16"/>
-                <w:lang w:val="ru-RU"/>
-              </w:rPr>
-              <w:t xml:space="preserve"> </w:t>
-            </w:r>
-            <w:r>
-              <w:rPr>
-                <w:rFonts w:ascii="Arial" w:hAnsi="Arial" w:cs="Arial"/>
-                <w:sz w:val="16"/>
-                <w:szCs w:val="16"/>
-                <w:lang w:val="ru-RU"/>
-              </w:rPr>
-              <w:t>4; беспартийная</w:t>
-            </w:r>
-            <w:r>
-              <w:rPr>
-                <w:rFonts w:ascii="Arial" w:hAnsi="Arial" w:cs="Arial"/>
-                <w:sz w:val="16"/>
-                <w:szCs w:val="16"/>
-                <w:lang w:val="ru-RU"/>
-              </w:rPr>
-              <w:t xml:space="preserve"> – </w:t>
-            </w:r>
-            <w:r>
-              <w:rPr>
-                <w:rFonts w:ascii="Arial" w:hAnsi="Arial" w:cs="Arial"/>
-                <w:sz w:val="16"/>
-                <w:szCs w:val="16"/>
-                <w:lang w:val="ru-RU"/>
-              </w:rPr>
-              <w:t>1;</w:t>
+                <w:sz w:val="16"/>
+                <w:szCs w:val="16"/>
+                <w:lang w:val="ru-RU"/>
+              </w:rPr>
+              <w:t xml:space="preserve">Репрессированные родственники у 1-й женщины расстреляны: 3 сестры, муж, дочь и сын; у 1-й женщины расстрелян отец. </w:t>
+            </w:r>
+          </w:p>
+          <w:p>
+            <w:pPr>
+              <w:rPr>
+                <w:rFonts w:ascii="Arial" w:hAnsi="Arial" w:cs="Arial"/>
+                <w:sz w:val="16"/>
+                <w:szCs w:val="16"/>
+                <w:lang w:val="ru-RU"/>
+              </w:rPr>
+            </w:pPr>
+            <w:r>
+              <w:rPr>
+                <w:rFonts w:ascii="Arial" w:hAnsi="Arial" w:cs="Arial"/>
+                <w:sz w:val="16"/>
+                <w:szCs w:val="16"/>
+                <w:lang w:val="ru-RU"/>
+              </w:rPr>
+              <w:t>Партийность: член ВКП(б)/бывший член ВКП(б) – 4; беспартийная – 1;</w:t>
             </w:r>
           </w:p>
           <w:p>
@@ -675,79 +498,11 @@
             <w:r>
               <w:rPr>
                 <w:rFonts w:ascii="Arial" w:hAnsi="Arial" w:cs="Arial"/>
-                <w:b/>
-                <w:bCs/>
-                <w:sz w:val="16"/>
-                <w:szCs w:val="16"/>
-                <w:u w:val="single"/>
-                <w:lang w:val="ru-RU"/>
-              </w:rPr>
-              <w:t>Образование:</w:t>
-            </w:r>
-            <w:r>
-              <w:rPr>
-                <w:rFonts w:ascii="Arial" w:hAnsi="Arial" w:cs="Arial"/>
-                <w:b/>
-                <w:bCs/>
-                <w:sz w:val="16"/>
-                <w:szCs w:val="16"/>
-                <w:lang w:val="ru-RU"/>
-              </w:rPr>
-              <w:t xml:space="preserve"> </w:t>
-            </w:r>
-            <w:r>
-              <w:rPr>
-                <w:rFonts w:ascii="Arial" w:hAnsi="Arial" w:cs="Arial"/>
-                <w:sz w:val="16"/>
-                <w:szCs w:val="16"/>
-                <w:lang w:val="ru-RU"/>
-              </w:rPr>
-              <w:t>высшее</w:t>
-            </w:r>
-            <w:r>
-              <w:rPr>
-                <w:rFonts w:ascii="Arial" w:hAnsi="Arial" w:cs="Arial"/>
-                <w:sz w:val="16"/>
-                <w:szCs w:val="16"/>
-                <w:lang w:val="ru-RU"/>
-              </w:rPr>
-              <w:t xml:space="preserve"> – </w:t>
-            </w:r>
-            <w:r>
-              <w:rPr>
-                <w:rFonts w:ascii="Arial" w:hAnsi="Arial" w:cs="Arial"/>
-                <w:sz w:val="16"/>
-                <w:szCs w:val="16"/>
-                <w:lang w:val="ru-RU"/>
-              </w:rPr>
-              <w:t>5</w:t>
-            </w:r>
-            <w:r>
-              <w:rPr>
-                <w:rFonts w:ascii="Arial" w:hAnsi="Arial" w:cs="Arial"/>
-                <w:sz w:val="16"/>
-                <w:szCs w:val="16"/>
-                <w:lang w:val="ru-RU"/>
-              </w:rPr>
-              <w:t xml:space="preserve">; среднее – </w:t>
-            </w:r>
-            <w:r>
-              <w:rPr>
-                <w:rFonts w:ascii="Arial" w:hAnsi="Arial" w:cs="Arial"/>
-                <w:sz w:val="16"/>
-                <w:szCs w:val="16"/>
-                <w:lang w:val="ru-RU"/>
-              </w:rPr>
-              <w:t>1;</w:t>
-            </w:r>
-            <w:r>
-              <w:rPr>
-                <w:rFonts w:ascii="Arial" w:hAnsi="Arial" w:cs="Arial"/>
-                <w:sz w:val="16"/>
-                <w:szCs w:val="16"/>
-                <w:lang w:val="ru-RU"/>
-              </w:rPr>
-              <w:t xml:space="preserve"> </w:t>
+                <w:sz w:val="16"/>
+                <w:szCs w:val="16"/>
+                <w:lang w:val="ru-RU"/>
+              </w:rPr>
+              <w:t xml:space="preserve">Образование: высшее – 5; среднее – 1; </w:t>
             </w:r>
           </w:p>
           <w:p>
@@ -762,47 +517,11 @@
             <w:r>
               <w:rPr>
                 <w:rFonts w:ascii="Arial" w:hAnsi="Arial" w:cs="Arial"/>
-                <w:b/>
-                <w:bCs/>
-                <w:sz w:val="16"/>
-                <w:szCs w:val="16"/>
-                <w:u w:val="single"/>
-                <w:lang w:val="ru-RU"/>
-              </w:rPr>
-              <w:t>Социальная страта/</w:t>
-            </w:r>
-            <w:r>
-              <w:rPr>
-                <w:rFonts w:ascii="Arial" w:hAnsi="Arial" w:cs="Arial"/>
-                <w:b/>
-                <w:bCs/>
-                <w:sz w:val="16"/>
-                <w:szCs w:val="16"/>
-                <w:u w:val="single"/>
-                <w:lang w:val="ru-RU"/>
-              </w:rPr>
-              <w:t>п</w:t>
-            </w:r>
-            <w:r>
-              <w:rPr>
-                <w:rFonts w:ascii="Arial" w:hAnsi="Arial" w:cs="Arial"/>
-                <w:b/>
-                <w:bCs/>
-                <w:sz w:val="16"/>
-                <w:szCs w:val="16"/>
-                <w:u w:val="single"/>
-                <w:lang w:val="ru-RU"/>
-              </w:rPr>
-              <w:t>рофессия:</w:t>
-            </w:r>
-            <w:r>
-              <w:rPr>
-                <w:rFonts w:ascii="Arial" w:hAnsi="Arial" w:cs="Arial"/>
-                <w:sz w:val="16"/>
-                <w:szCs w:val="16"/>
-                <w:lang w:val="ru-RU"/>
-              </w:rPr>
-              <w:t xml:space="preserve"> инженер</w:t>
+                <w:sz w:val="16"/>
+                <w:szCs w:val="16"/>
+                <w:lang w:val="ru-RU"/>
+              </w:rPr>
+              <w:t>Социальная страта/профессия: инженер</w:t>
             </w:r>
             <w:r>
               <w:rPr>
@@ -2857,6 +2576,7 @@
                 <w:szCs w:val="16"/>
                 <w:lang w:val="ru-RU"/>
               </w:rPr>
+              <w:lastRenderedPageBreak/>
               <w:t>Источник: Москва, расстрельные списки - Донской крематорий</w:t>
             </w:r>
             <w:r>

--- a/docs/BYYEAR/Расстреляны_1936.docx
+++ b/docs/BYYEAR/Расстреляны_1936.docx
@@ -346,9 +346,19 @@
                 <w:rFonts w:ascii="Arial" w:hAnsi="Arial" w:cs="Arial"/>
                 <w:sz w:val="16"/>
                 <w:szCs w:val="16"/>
-                <w:lang w:val="ru-RU"/>
-              </w:rPr>
-              <w:t xml:space="preserve">Национальность известна у 7 женщин из них: русская – 4; еврейка – 3; </w:t>
+                <w:u w:val="single"/>
+                <w:lang w:val="ru-RU"/>
+              </w:rPr>
+              <w:t>Национальность известна у 7 женщин из них</w:t>
+            </w:r>
+            <w:r>
+              <w:rPr>
+                <w:rFonts w:ascii="Arial" w:hAnsi="Arial" w:cs="Arial"/>
+                <w:sz w:val="16"/>
+                <w:szCs w:val="16"/>
+                <w:lang w:val="ru-RU"/>
+              </w:rPr>
+              <w:t xml:space="preserve">: русская – 4; еврейка – 3; </w:t>
             </w:r>
             <w:r>
               <w:rPr>
@@ -459,9 +469,28 @@
                 <w:rFonts w:ascii="Arial" w:hAnsi="Arial" w:cs="Arial"/>
                 <w:sz w:val="16"/>
                 <w:szCs w:val="16"/>
-                <w:lang w:val="ru-RU"/>
-              </w:rPr>
-              <w:t xml:space="preserve">Репрессированные родственники у 1-й женщины расстреляны: 3 сестры, муж, дочь и сын; у 1-й женщины расстрелян отец. </w:t>
+                <w:u w:val="single"/>
+                <w:lang w:val="ru-RU"/>
+              </w:rPr>
+              <w:t>Репрессированные родственники</w:t>
+            </w:r>
+            <w:r>
+              <w:rPr>
+                <w:rFonts w:ascii="Arial" w:hAnsi="Arial" w:cs="Arial"/>
+                <w:sz w:val="16"/>
+                <w:szCs w:val="16"/>
+                <w:lang w:val="ru-RU"/>
+              </w:rPr>
+              <w:t>:</w:t>
+            </w:r>
+            <w:r>
+              <w:rPr>
+                <w:rFonts w:ascii="Arial" w:hAnsi="Arial" w:cs="Arial"/>
+                <w:sz w:val="16"/>
+                <w:szCs w:val="16"/>
+                <w:lang w:val="ru-RU"/>
+              </w:rPr>
+              <w:t xml:space="preserve"> у 1-й женщины расстреляны 3 сестры, муж, дочь и сын; у 1-й женщины расстрелян отец. </w:t>
             </w:r>
           </w:p>
           <w:p>
@@ -478,9 +507,19 @@
                 <w:rFonts w:ascii="Arial" w:hAnsi="Arial" w:cs="Arial"/>
                 <w:sz w:val="16"/>
                 <w:szCs w:val="16"/>
-                <w:lang w:val="ru-RU"/>
-              </w:rPr>
-              <w:t>Партийность: член ВКП(б)/бывший член ВКП(б) – 4; беспартийная – 1;</w:t>
+                <w:u w:val="single"/>
+                <w:lang w:val="ru-RU"/>
+              </w:rPr>
+              <w:t>Партийность</w:t>
+            </w:r>
+            <w:r>
+              <w:rPr>
+                <w:rFonts w:ascii="Arial" w:hAnsi="Arial" w:cs="Arial"/>
+                <w:sz w:val="16"/>
+                <w:szCs w:val="16"/>
+                <w:lang w:val="ru-RU"/>
+              </w:rPr>
+              <w:t>: член ВКП(б)/бывший член ВКП(б) – 4; беспартийная – 1;</w:t>
             </w:r>
           </w:p>
           <w:p>
@@ -500,9 +539,19 @@
                 <w:rFonts w:ascii="Arial" w:hAnsi="Arial" w:cs="Arial"/>
                 <w:sz w:val="16"/>
                 <w:szCs w:val="16"/>
-                <w:lang w:val="ru-RU"/>
-              </w:rPr>
-              <w:t xml:space="preserve">Образование: высшее – 5; среднее – 1; </w:t>
+                <w:u w:val="single"/>
+                <w:lang w:val="ru-RU"/>
+              </w:rPr>
+              <w:t>Образование</w:t>
+            </w:r>
+            <w:r>
+              <w:rPr>
+                <w:rFonts w:ascii="Arial" w:hAnsi="Arial" w:cs="Arial"/>
+                <w:sz w:val="16"/>
+                <w:szCs w:val="16"/>
+                <w:lang w:val="ru-RU"/>
+              </w:rPr>
+              <w:t xml:space="preserve">: высшее – 5; среднее – 1; </w:t>
             </w:r>
           </w:p>
           <w:p>
@@ -519,9 +568,19 @@
                 <w:rFonts w:ascii="Arial" w:hAnsi="Arial" w:cs="Arial"/>
                 <w:sz w:val="16"/>
                 <w:szCs w:val="16"/>
-                <w:lang w:val="ru-RU"/>
-              </w:rPr>
-              <w:t>Социальная страта/профессия: инженер</w:t>
+                <w:u w:val="single"/>
+                <w:lang w:val="ru-RU"/>
+              </w:rPr>
+              <w:t>Социальная страта/профессия</w:t>
+            </w:r>
+            <w:r>
+              <w:rPr>
+                <w:rFonts w:ascii="Arial" w:hAnsi="Arial" w:cs="Arial"/>
+                <w:sz w:val="16"/>
+                <w:szCs w:val="16"/>
+                <w:lang w:val="ru-RU"/>
+              </w:rPr>
+              <w:t>: инженер</w:t>
             </w:r>
             <w:r>
               <w:rPr>
@@ -650,18 +709,19 @@
                 <w:rFonts w:ascii="Arial" w:hAnsi="Arial" w:cs="Arial"/>
                 <w:sz w:val="16"/>
                 <w:szCs w:val="16"/>
-                <w:lang w:val="ru-RU"/>
-              </w:rPr>
-              <w:t>7</w:t>
-            </w:r>
-            <w:r>
-              <w:rPr>
-                <w:rFonts w:ascii="Arial" w:hAnsi="Arial" w:cs="Arial"/>
-                <w:sz w:val="16"/>
-                <w:szCs w:val="16"/>
-                <w:lang w:val="ru-RU"/>
-              </w:rPr>
-              <w:t xml:space="preserve"> женщин проживали в городах: </w:t>
+                <w:u w:val="single"/>
+                <w:lang w:val="ru-RU"/>
+              </w:rPr>
+              <w:t>7 женщин проживали в городах</w:t>
+            </w:r>
+            <w:r>
+              <w:rPr>
+                <w:rFonts w:ascii="Arial" w:hAnsi="Arial" w:cs="Arial"/>
+                <w:sz w:val="16"/>
+                <w:szCs w:val="16"/>
+                <w:lang w:val="ru-RU"/>
+              </w:rPr>
+              <w:t xml:space="preserve">: </w:t>
             </w:r>
             <w:r>
               <w:rPr>
@@ -886,7 +946,6 @@
         <w:tc>
           <w:tcPr>
             <w:tcW w:w="10980" w:type="dxa"/>
-            <w:shd w:val="clear" w:color="auto" w:fill="auto"/>
             <w:vAlign w:val="center"/>
           </w:tcPr>
           <w:p>
@@ -1275,7 +1334,6 @@
         <w:tc>
           <w:tcPr>
             <w:tcW w:w="10980" w:type="dxa"/>
-            <w:shd w:val="clear" w:color="auto" w:fill="auto"/>
             <w:vAlign w:val="center"/>
           </w:tcPr>
           <w:p>
@@ -1635,7 +1693,6 @@
         <w:tc>
           <w:tcPr>
             <w:tcW w:w="10980" w:type="dxa"/>
-            <w:shd w:val="clear" w:color="auto" w:fill="auto"/>
             <w:vAlign w:val="center"/>
           </w:tcPr>
           <w:p>
@@ -1885,7 +1942,6 @@
         <w:tc>
           <w:tcPr>
             <w:tcW w:w="10980" w:type="dxa"/>
-            <w:shd w:val="clear" w:color="auto" w:fill="auto"/>
             <w:vAlign w:val="center"/>
           </w:tcPr>
           <w:p>
@@ -2133,7 +2189,6 @@
         <w:tc>
           <w:tcPr>
             <w:tcW w:w="10980" w:type="dxa"/>
-            <w:shd w:val="clear" w:color="auto" w:fill="auto"/>
             <w:vAlign w:val="center"/>
           </w:tcPr>
           <w:p>
@@ -2611,7 +2666,6 @@
         <w:tc>
           <w:tcPr>
             <w:tcW w:w="10980" w:type="dxa"/>
-            <w:shd w:val="clear" w:color="auto" w:fill="auto"/>
             <w:vAlign w:val="center"/>
           </w:tcPr>
           <w:p>
@@ -2803,7 +2857,6 @@
         <w:tc>
           <w:tcPr>
             <w:tcW w:w="10980" w:type="dxa"/>
-            <w:shd w:val="clear" w:color="auto" w:fill="auto"/>
             <w:vAlign w:val="center"/>
           </w:tcPr>
           <w:p>
@@ -3002,7 +3055,6 @@
         <w:tc>
           <w:tcPr>
             <w:tcW w:w="10980" w:type="dxa"/>
-            <w:shd w:val="clear" w:color="auto" w:fill="auto"/>
             <w:vAlign w:val="center"/>
           </w:tcPr>
           <w:p>
@@ -3207,7 +3259,6 @@
         <w:tc>
           <w:tcPr>
             <w:tcW w:w="10980" w:type="dxa"/>
-            <w:shd w:val="clear" w:color="auto" w:fill="auto"/>
             <w:vAlign w:val="center"/>
           </w:tcPr>
           <w:p>
@@ -3405,7 +3456,6 @@
         <w:tc>
           <w:tcPr>
             <w:tcW w:w="10980" w:type="dxa"/>
-            <w:shd w:val="clear" w:color="auto" w:fill="auto"/>
             <w:vAlign w:val="center"/>
           </w:tcPr>
           <w:p>
@@ -3807,7 +3857,6 @@
         <w:tc>
           <w:tcPr>
             <w:tcW w:w="10980" w:type="dxa"/>
-            <w:shd w:val="clear" w:color="auto" w:fill="auto"/>
             <w:vAlign w:val="center"/>
           </w:tcPr>
           <w:p>
@@ -4154,7 +4203,6 @@
         <w:tc>
           <w:tcPr>
             <w:tcW w:w="10980" w:type="dxa"/>
-            <w:shd w:val="clear" w:color="auto" w:fill="auto"/>
             <w:vAlign w:val="center"/>
           </w:tcPr>
           <w:p>
